--- a/docs/report/f1_telemetry.docx
+++ b/docs/report/f1_telemetry.docx
@@ -130,30 +130,28 @@
       <w:pPr>
         <w:spacing w:after="480"/>
         <w:jc w:val="center"/>
-        <w:rPr>
-          <w:lang w:val="en-GB"/>
-        </w:rPr>
-      </w:pPr>
+      </w:pPr>
+      <w:proofErr w:type="gramStart"/>
       <w:r>
         <w:rPr>
           <w:color w:val="444444"/>
           <w:sz w:val="24"/>
           <w:szCs w:val="24"/>
-          <w:lang w:val="en-GB"/>
-        </w:rPr>
-        <w:t>Date:    May 2026</w:t>
-      </w:r>
-    </w:p>
-    <w:p>
-      <w:pPr>
-        <w:rPr>
-          <w:lang w:val="en-GB"/>
-        </w:rPr>
-      </w:pPr>
-      <w:r>
-        <w:rPr>
-          <w:lang w:val="en-GB"/>
-        </w:rPr>
+        </w:rPr>
+        <w:t xml:space="preserve">Date:   </w:t>
+      </w:r>
+      <w:proofErr w:type="gramEnd"/>
+      <w:r>
+        <w:rPr>
+          <w:color w:val="444444"/>
+          <w:sz w:val="24"/>
+          <w:szCs w:val="24"/>
+        </w:rPr>
+        <w:t xml:space="preserve"> May 2026</w:t>
+      </w:r>
+    </w:p>
+    <w:p>
+      <w:r>
         <w:br w:type="page"/>
       </w:r>
     </w:p>
@@ -415,12 +413,6 @@
         <w:gridCol w:w="5860"/>
       </w:tblGrid>
       <w:tr>
-        <w:tblPrEx>
-          <w:tblCellMar>
-            <w:top w:w="0" w:type="dxa"/>
-            <w:bottom w:w="0" w:type="dxa"/>
-          </w:tblCellMar>
-        </w:tblPrEx>
         <w:tc>
           <w:tcPr>
             <w:tcW w:w="0" w:type="auto"/>
@@ -485,12 +477,6 @@
         </w:tc>
       </w:tr>
       <w:tr>
-        <w:tblPrEx>
-          <w:tblCellMar>
-            <w:top w:w="0" w:type="dxa"/>
-            <w:bottom w:w="0" w:type="dxa"/>
-          </w:tblCellMar>
-        </w:tblPrEx>
         <w:tc>
           <w:tcPr>
             <w:tcW w:w="3500" w:type="dxa"/>
@@ -547,12 +533,6 @@
         </w:tc>
       </w:tr>
       <w:tr>
-        <w:tblPrEx>
-          <w:tblCellMar>
-            <w:top w:w="0" w:type="dxa"/>
-            <w:bottom w:w="0" w:type="dxa"/>
-          </w:tblCellMar>
-        </w:tblPrEx>
         <w:tc>
           <w:tcPr>
             <w:tcW w:w="3500" w:type="dxa"/>
@@ -641,12 +621,6 @@
         </w:tc>
       </w:tr>
       <w:tr>
-        <w:tblPrEx>
-          <w:tblCellMar>
-            <w:top w:w="0" w:type="dxa"/>
-            <w:bottom w:w="0" w:type="dxa"/>
-          </w:tblCellMar>
-        </w:tblPrEx>
         <w:tc>
           <w:tcPr>
             <w:tcW w:w="3500" w:type="dxa"/>
@@ -709,12 +683,6 @@
         </w:tc>
       </w:tr>
       <w:tr>
-        <w:tblPrEx>
-          <w:tblCellMar>
-            <w:top w:w="0" w:type="dxa"/>
-            <w:bottom w:w="0" w:type="dxa"/>
-          </w:tblCellMar>
-        </w:tblPrEx>
         <w:tc>
           <w:tcPr>
             <w:tcW w:w="3500" w:type="dxa"/>
@@ -812,12 +780,6 @@
         </w:tc>
       </w:tr>
       <w:tr>
-        <w:tblPrEx>
-          <w:tblCellMar>
-            <w:top w:w="0" w:type="dxa"/>
-            <w:bottom w:w="0" w:type="dxa"/>
-          </w:tblCellMar>
-        </w:tblPrEx>
         <w:tc>
           <w:tcPr>
             <w:tcW w:w="3500" w:type="dxa"/>
@@ -899,12 +861,6 @@
         </w:tc>
       </w:tr>
       <w:tr>
-        <w:tblPrEx>
-          <w:tblCellMar>
-            <w:top w:w="0" w:type="dxa"/>
-            <w:bottom w:w="0" w:type="dxa"/>
-          </w:tblCellMar>
-        </w:tblPrEx>
         <w:tc>
           <w:tcPr>
             <w:tcW w:w="3500" w:type="dxa"/>
@@ -1639,12 +1595,6 @@
         <w:gridCol w:w="3060"/>
       </w:tblGrid>
       <w:tr>
-        <w:tblPrEx>
-          <w:tblCellMar>
-            <w:top w:w="0" w:type="dxa"/>
-            <w:bottom w:w="0" w:type="dxa"/>
-          </w:tblCellMar>
-        </w:tblPrEx>
         <w:tc>
           <w:tcPr>
             <w:tcW w:w="0" w:type="auto"/>
@@ -1737,12 +1687,6 @@
         </w:tc>
       </w:tr>
       <w:tr>
-        <w:tblPrEx>
-          <w:tblCellMar>
-            <w:top w:w="0" w:type="dxa"/>
-            <w:bottom w:w="0" w:type="dxa"/>
-          </w:tblCellMar>
-        </w:tblPrEx>
         <w:tc>
           <w:tcPr>
             <w:tcW w:w="2800" w:type="dxa"/>
@@ -1826,12 +1770,6 @@
         </w:tc>
       </w:tr>
       <w:tr>
-        <w:tblPrEx>
-          <w:tblCellMar>
-            <w:top w:w="0" w:type="dxa"/>
-            <w:bottom w:w="0" w:type="dxa"/>
-          </w:tblCellMar>
-        </w:tblPrEx>
         <w:tc>
           <w:tcPr>
             <w:tcW w:w="2800" w:type="dxa"/>
@@ -1940,12 +1878,6 @@
         </w:tc>
       </w:tr>
       <w:tr>
-        <w:tblPrEx>
-          <w:tblCellMar>
-            <w:top w:w="0" w:type="dxa"/>
-            <w:bottom w:w="0" w:type="dxa"/>
-          </w:tblCellMar>
-        </w:tblPrEx>
         <w:tc>
           <w:tcPr>
             <w:tcW w:w="2800" w:type="dxa"/>
@@ -2063,12 +1995,6 @@
         </w:tc>
       </w:tr>
       <w:tr>
-        <w:tblPrEx>
-          <w:tblCellMar>
-            <w:top w:w="0" w:type="dxa"/>
-            <w:bottom w:w="0" w:type="dxa"/>
-          </w:tblCellMar>
-        </w:tblPrEx>
         <w:tc>
           <w:tcPr>
             <w:tcW w:w="2800" w:type="dxa"/>
@@ -2186,12 +2112,6 @@
         </w:tc>
       </w:tr>
       <w:tr>
-        <w:tblPrEx>
-          <w:tblCellMar>
-            <w:top w:w="0" w:type="dxa"/>
-            <w:bottom w:w="0" w:type="dxa"/>
-          </w:tblCellMar>
-        </w:tblPrEx>
         <w:tc>
           <w:tcPr>
             <w:tcW w:w="2800" w:type="dxa"/>
@@ -2284,12 +2204,6 @@
         </w:tc>
       </w:tr>
       <w:tr>
-        <w:tblPrEx>
-          <w:tblCellMar>
-            <w:top w:w="0" w:type="dxa"/>
-            <w:bottom w:w="0" w:type="dxa"/>
-          </w:tblCellMar>
-        </w:tblPrEx>
         <w:tc>
           <w:tcPr>
             <w:tcW w:w="2800" w:type="dxa"/>
@@ -2384,12 +2298,6 @@
         </w:tc>
       </w:tr>
       <w:tr>
-        <w:tblPrEx>
-          <w:tblCellMar>
-            <w:top w:w="0" w:type="dxa"/>
-            <w:bottom w:w="0" w:type="dxa"/>
-          </w:tblCellMar>
-        </w:tblPrEx>
         <w:tc>
           <w:tcPr>
             <w:tcW w:w="2800" w:type="dxa"/>
@@ -2525,12 +2433,6 @@
         </w:tc>
       </w:tr>
       <w:tr>
-        <w:tblPrEx>
-          <w:tblCellMar>
-            <w:top w:w="0" w:type="dxa"/>
-            <w:bottom w:w="0" w:type="dxa"/>
-          </w:tblCellMar>
-        </w:tblPrEx>
         <w:tc>
           <w:tcPr>
             <w:tcW w:w="2800" w:type="dxa"/>
@@ -2616,12 +2518,6 @@
         </w:tc>
       </w:tr>
       <w:tr>
-        <w:tblPrEx>
-          <w:tblCellMar>
-            <w:top w:w="0" w:type="dxa"/>
-            <w:bottom w:w="0" w:type="dxa"/>
-          </w:tblCellMar>
-        </w:tblPrEx>
         <w:tc>
           <w:tcPr>
             <w:tcW w:w="2800" w:type="dxa"/>
@@ -2705,12 +2601,6 @@
         </w:tc>
       </w:tr>
       <w:tr>
-        <w:tblPrEx>
-          <w:tblCellMar>
-            <w:top w:w="0" w:type="dxa"/>
-            <w:bottom w:w="0" w:type="dxa"/>
-          </w:tblCellMar>
-        </w:tblPrEx>
         <w:tc>
           <w:tcPr>
             <w:tcW w:w="2800" w:type="dxa"/>
@@ -2923,12 +2813,6 @@
         <w:gridCol w:w="2360"/>
       </w:tblGrid>
       <w:tr>
-        <w:tblPrEx>
-          <w:tblCellMar>
-            <w:top w:w="0" w:type="dxa"/>
-            <w:bottom w:w="0" w:type="dxa"/>
-          </w:tblCellMar>
-        </w:tblPrEx>
         <w:tc>
           <w:tcPr>
             <w:tcW w:w="0" w:type="auto"/>
@@ -3075,12 +2959,6 @@
         </w:tc>
       </w:tr>
       <w:tr>
-        <w:tblPrEx>
-          <w:tblCellMar>
-            <w:top w:w="0" w:type="dxa"/>
-            <w:bottom w:w="0" w:type="dxa"/>
-          </w:tblCellMar>
-        </w:tblPrEx>
         <w:tc>
           <w:tcPr>
             <w:tcW w:w="2000" w:type="dxa"/>
@@ -3193,12 +3071,6 @@
         </w:tc>
       </w:tr>
       <w:tr>
-        <w:tblPrEx>
-          <w:tblCellMar>
-            <w:top w:w="0" w:type="dxa"/>
-            <w:bottom w:w="0" w:type="dxa"/>
-          </w:tblCellMar>
-        </w:tblPrEx>
         <w:tc>
           <w:tcPr>
             <w:tcW w:w="2000" w:type="dxa"/>
@@ -3311,12 +3183,6 @@
         </w:tc>
       </w:tr>
       <w:tr>
-        <w:tblPrEx>
-          <w:tblCellMar>
-            <w:top w:w="0" w:type="dxa"/>
-            <w:bottom w:w="0" w:type="dxa"/>
-          </w:tblCellMar>
-        </w:tblPrEx>
         <w:tc>
           <w:tcPr>
             <w:tcW w:w="2000" w:type="dxa"/>
@@ -3445,12 +3311,6 @@
         </w:tc>
       </w:tr>
       <w:tr>
-        <w:tblPrEx>
-          <w:tblCellMar>
-            <w:top w:w="0" w:type="dxa"/>
-            <w:bottom w:w="0" w:type="dxa"/>
-          </w:tblCellMar>
-        </w:tblPrEx>
         <w:tc>
           <w:tcPr>
             <w:tcW w:w="2000" w:type="dxa"/>
@@ -4485,12 +4345,6 @@
         <w:gridCol w:w="5660"/>
       </w:tblGrid>
       <w:tr>
-        <w:tblPrEx>
-          <w:tblCellMar>
-            <w:top w:w="0" w:type="dxa"/>
-            <w:bottom w:w="0" w:type="dxa"/>
-          </w:tblCellMar>
-        </w:tblPrEx>
         <w:tc>
           <w:tcPr>
             <w:tcW w:w="0" w:type="auto"/>
@@ -4619,12 +4473,6 @@
         </w:tc>
       </w:tr>
       <w:tr>
-        <w:tblPrEx>
-          <w:tblCellMar>
-            <w:top w:w="0" w:type="dxa"/>
-            <w:bottom w:w="0" w:type="dxa"/>
-          </w:tblCellMar>
-        </w:tblPrEx>
         <w:tc>
           <w:tcPr>
             <w:tcW w:w="2000" w:type="dxa"/>
@@ -4786,12 +4634,6 @@
         </w:tc>
       </w:tr>
       <w:tr>
-        <w:tblPrEx>
-          <w:tblCellMar>
-            <w:top w:w="0" w:type="dxa"/>
-            <w:bottom w:w="0" w:type="dxa"/>
-          </w:tblCellMar>
-        </w:tblPrEx>
         <w:tc>
           <w:tcPr>
             <w:tcW w:w="2000" w:type="dxa"/>
@@ -4935,12 +4777,6 @@
         </w:tc>
       </w:tr>
       <w:tr>
-        <w:tblPrEx>
-          <w:tblCellMar>
-            <w:top w:w="0" w:type="dxa"/>
-            <w:bottom w:w="0" w:type="dxa"/>
-          </w:tblCellMar>
-        </w:tblPrEx>
         <w:tc>
           <w:tcPr>
             <w:tcW w:w="2000" w:type="dxa"/>
@@ -5057,12 +4893,6 @@
         </w:tc>
       </w:tr>
       <w:tr>
-        <w:tblPrEx>
-          <w:tblCellMar>
-            <w:top w:w="0" w:type="dxa"/>
-            <w:bottom w:w="0" w:type="dxa"/>
-          </w:tblCellMar>
-        </w:tblPrEx>
         <w:tc>
           <w:tcPr>
             <w:tcW w:w="2000" w:type="dxa"/>
@@ -5179,12 +5009,6 @@
         </w:tc>
       </w:tr>
       <w:tr>
-        <w:tblPrEx>
-          <w:tblCellMar>
-            <w:top w:w="0" w:type="dxa"/>
-            <w:bottom w:w="0" w:type="dxa"/>
-          </w:tblCellMar>
-        </w:tblPrEx>
         <w:tc>
           <w:tcPr>
             <w:tcW w:w="2000" w:type="dxa"/>
@@ -5310,12 +5134,6 @@
         </w:tc>
       </w:tr>
       <w:tr>
-        <w:tblPrEx>
-          <w:tblCellMar>
-            <w:top w:w="0" w:type="dxa"/>
-            <w:bottom w:w="0" w:type="dxa"/>
-          </w:tblCellMar>
-        </w:tblPrEx>
         <w:tc>
           <w:tcPr>
             <w:tcW w:w="2000" w:type="dxa"/>
@@ -5893,19 +5711,25 @@
           <w:left w:val="single" w:sz="4" w:space="8" w:color="C0392B"/>
         </w:pBdr>
         <w:ind w:left="360"/>
-        <w:rPr>
-          <w:lang w:val="en-GB"/>
-        </w:rPr>
-      </w:pPr>
-      <w:r>
-        <w:rPr>
-          <w:rFonts w:ascii="Courier New" w:eastAsia="Courier New" w:hAnsi="Courier New" w:cs="Courier New"/>
-          <w:color w:val="2E4057"/>
-          <w:sz w:val="18"/>
-          <w:szCs w:val="18"/>
-          <w:lang w:val="en-GB"/>
-        </w:rPr>
-        <w:t xml:space="preserve">  "</w:t>
+      </w:pPr>
+      <w:r>
+        <w:rPr>
+          <w:rFonts w:ascii="Courier New" w:eastAsia="Courier New" w:hAnsi="Courier New" w:cs="Courier New"/>
+          <w:color w:val="2E4057"/>
+          <w:sz w:val="18"/>
+          <w:szCs w:val="18"/>
+          <w:lang w:val="en-GB"/>
+        </w:rPr>
+        <w:t xml:space="preserve">  </w:t>
+      </w:r>
+      <w:r>
+        <w:rPr>
+          <w:rFonts w:ascii="Courier New" w:eastAsia="Courier New" w:hAnsi="Courier New" w:cs="Courier New"/>
+          <w:color w:val="2E4057"/>
+          <w:sz w:val="18"/>
+          <w:szCs w:val="18"/>
+        </w:rPr>
+        <w:t>"</w:t>
       </w:r>
       <w:proofErr w:type="spellStart"/>
       <w:r>
@@ -5914,7 +5738,6 @@
           <w:color w:val="2E4057"/>
           <w:sz w:val="18"/>
           <w:szCs w:val="18"/>
-          <w:lang w:val="en-GB"/>
         </w:rPr>
         <w:t>tireTemp</w:t>
       </w:r>
@@ -5925,7 +5748,6 @@
           <w:color w:val="2E4057"/>
           <w:sz w:val="18"/>
           <w:szCs w:val="18"/>
-          <w:lang w:val="en-GB"/>
         </w:rPr>
         <w:t xml:space="preserve">": </w:t>
       </w:r>
@@ -5936,7 +5758,6 @@
           <w:color w:val="2E4057"/>
           <w:sz w:val="18"/>
           <w:szCs w:val="18"/>
-          <w:lang w:val="en-GB"/>
         </w:rPr>
         <w:t>{ "</w:t>
       </w:r>
@@ -5948,7 +5769,6 @@
           <w:color w:val="2E4057"/>
           <w:sz w:val="18"/>
           <w:szCs w:val="18"/>
-          <w:lang w:val="en-GB"/>
         </w:rPr>
         <w:t>fl</w:t>
       </w:r>
@@ -5959,9 +5779,8 @@
           <w:color w:val="2E4057"/>
           <w:sz w:val="18"/>
           <w:szCs w:val="18"/>
-          <w:lang w:val="en-GB"/>
-        </w:rPr>
-        <w:t>": 102.1, "</w:t>
+        </w:rPr>
+        <w:t>": 102.1, "fr": 99.8, "</w:t>
       </w:r>
       <w:proofErr w:type="spellStart"/>
       <w:r>
@@ -5970,9 +5789,8 @@
           <w:color w:val="2E4057"/>
           <w:sz w:val="18"/>
           <w:szCs w:val="18"/>
-          <w:lang w:val="en-GB"/>
-        </w:rPr>
-        <w:t>fr</w:t>
+        </w:rPr>
+        <w:t>rl</w:t>
       </w:r>
       <w:proofErr w:type="spellEnd"/>
       <w:r>
@@ -5981,9 +5799,8 @@
           <w:color w:val="2E4057"/>
           <w:sz w:val="18"/>
           <w:szCs w:val="18"/>
-          <w:lang w:val="en-GB"/>
-        </w:rPr>
-        <w:t>": 99.8, "</w:t>
+        </w:rPr>
+        <w:t>": 105.3, "</w:t>
       </w:r>
       <w:proofErr w:type="spellStart"/>
       <w:r>
@@ -5992,9 +5809,8 @@
           <w:color w:val="2E4057"/>
           <w:sz w:val="18"/>
           <w:szCs w:val="18"/>
-          <w:lang w:val="en-GB"/>
-        </w:rPr>
-        <w:t>rl</w:t>
+        </w:rPr>
+        <w:t>rr</w:t>
       </w:r>
       <w:proofErr w:type="spellEnd"/>
       <w:r>
@@ -6003,29 +5819,6 @@
           <w:color w:val="2E4057"/>
           <w:sz w:val="18"/>
           <w:szCs w:val="18"/>
-          <w:lang w:val="en-GB"/>
-        </w:rPr>
-        <w:t>": 105.3, "</w:t>
-      </w:r>
-      <w:proofErr w:type="spellStart"/>
-      <w:r>
-        <w:rPr>
-          <w:rFonts w:ascii="Courier New" w:eastAsia="Courier New" w:hAnsi="Courier New" w:cs="Courier New"/>
-          <w:color w:val="2E4057"/>
-          <w:sz w:val="18"/>
-          <w:szCs w:val="18"/>
-          <w:lang w:val="en-GB"/>
-        </w:rPr>
-        <w:t>rr</w:t>
-      </w:r>
-      <w:proofErr w:type="spellEnd"/>
-      <w:r>
-        <w:rPr>
-          <w:rFonts w:ascii="Courier New" w:eastAsia="Courier New" w:hAnsi="Courier New" w:cs="Courier New"/>
-          <w:color w:val="2E4057"/>
-          <w:sz w:val="18"/>
-          <w:szCs w:val="18"/>
-          <w:lang w:val="en-GB"/>
         </w:rPr>
         <w:t xml:space="preserve">": </w:t>
       </w:r>
@@ -6036,7 +5829,6 @@
           <w:color w:val="2E4057"/>
           <w:sz w:val="18"/>
           <w:szCs w:val="18"/>
-          <w:lang w:val="en-GB"/>
         </w:rPr>
         <w:t>104.7 }</w:t>
       </w:r>
@@ -6047,7 +5839,6 @@
           <w:color w:val="2E4057"/>
           <w:sz w:val="18"/>
           <w:szCs w:val="18"/>
-          <w:lang w:val="en-GB"/>
         </w:rPr>
         <w:t>,</w:t>
       </w:r>
@@ -6068,9 +5859,18 @@
           <w:color w:val="2E4057"/>
           <w:sz w:val="18"/>
           <w:szCs w:val="18"/>
-          <w:lang w:val="en-GB"/>
-        </w:rPr>
-        <w:t xml:space="preserve">  "</w:t>
+        </w:rPr>
+        <w:t xml:space="preserve">  </w:t>
+      </w:r>
+      <w:r>
+        <w:rPr>
+          <w:rFonts w:ascii="Courier New" w:eastAsia="Courier New" w:hAnsi="Courier New" w:cs="Courier New"/>
+          <w:color w:val="2E4057"/>
+          <w:sz w:val="18"/>
+          <w:szCs w:val="18"/>
+          <w:lang w:val="en-GB"/>
+        </w:rPr>
+        <w:t>"</w:t>
       </w:r>
       <w:proofErr w:type="spellStart"/>
       <w:r>
@@ -6515,12 +6315,6 @@
         <w:gridCol w:w="3860"/>
       </w:tblGrid>
       <w:tr>
-        <w:tblPrEx>
-          <w:tblCellMar>
-            <w:top w:w="0" w:type="dxa"/>
-            <w:bottom w:w="0" w:type="dxa"/>
-          </w:tblCellMar>
-        </w:tblPrEx>
         <w:tc>
           <w:tcPr>
             <w:tcW w:w="0" w:type="auto"/>
@@ -6613,12 +6407,6 @@
         </w:tc>
       </w:tr>
       <w:tr>
-        <w:tblPrEx>
-          <w:tblCellMar>
-            <w:top w:w="0" w:type="dxa"/>
-            <w:bottom w:w="0" w:type="dxa"/>
-          </w:tblCellMar>
-        </w:tblPrEx>
         <w:tc>
           <w:tcPr>
             <w:tcW w:w="3500" w:type="dxa"/>
@@ -6727,12 +6515,6 @@
         </w:tc>
       </w:tr>
       <w:tr>
-        <w:tblPrEx>
-          <w:tblCellMar>
-            <w:top w:w="0" w:type="dxa"/>
-            <w:bottom w:w="0" w:type="dxa"/>
-          </w:tblCellMar>
-        </w:tblPrEx>
         <w:tc>
           <w:tcPr>
             <w:tcW w:w="3500" w:type="dxa"/>
@@ -6816,12 +6598,6 @@
         </w:tc>
       </w:tr>
       <w:tr>
-        <w:tblPrEx>
-          <w:tblCellMar>
-            <w:top w:w="0" w:type="dxa"/>
-            <w:bottom w:w="0" w:type="dxa"/>
-          </w:tblCellMar>
-        </w:tblPrEx>
         <w:tc>
           <w:tcPr>
             <w:tcW w:w="3500" w:type="dxa"/>
@@ -7390,7 +7166,7 @@
           <w:szCs w:val="18"/>
           <w:lang w:val="en-GB"/>
         </w:rPr>
-        <w:t xml:space="preserve"> = -</w:t>
+        <w:t xml:space="preserve"> = -(</w:t>
       </w:r>
       <w:proofErr w:type="spellStart"/>
       <w:r>
@@ -7401,7 +7177,7 @@
           <w:szCs w:val="18"/>
           <w:lang w:val="en-GB"/>
         </w:rPr>
-        <w:t>baseFuelRate</w:t>
+        <w:t>K_FUEL_BASE + K_FUEL_LOAD × (speed / 300)^2 × throttle</w:t>
       </w:r>
       <w:proofErr w:type="spellEnd"/>
       <w:r>
@@ -7412,7 +7188,7 @@
           <w:szCs w:val="18"/>
           <w:lang w:val="en-GB"/>
         </w:rPr>
-        <w:t xml:space="preserve"> × throttle × dt</w:t>
+        <w:t xml:space="preserve">) × dt</w:t>
       </w:r>
     </w:p>
     <w:p>
@@ -7469,13 +7245,14 @@
       <w:r>
         <w:rPr>
           <w:noProof/>
+          <w:lang w:val="en-GB"/>
         </w:rPr>
         <w:lastRenderedPageBreak/>
         <w:drawing>
-          <wp:inline distT="0" distB="0" distL="0" distR="0" wp14:anchorId="6EF6205D" wp14:editId="734490E2">
-            <wp:extent cx="3419438" cy="6000000"/>
+          <wp:inline distT="0" distB="0" distL="0" distR="0" wp14:anchorId="259A2FEB" wp14:editId="20E28840">
+            <wp:extent cx="5051425" cy="8863330"/>
             <wp:effectExtent l="0" t="0" r="0" b="0"/>
-            <wp:docPr id="6" name="Image6"/>
+            <wp:docPr id="1682132760" name="Immagine 1"/>
             <wp:cNvGraphicFramePr>
               <a:graphicFrameLocks xmlns:a="http://schemas.openxmlformats.org/drawingml/2006/main" noChangeAspect="1"/>
             </wp:cNvGraphicFramePr>
@@ -7483,11 +7260,17 @@
               <a:graphicData uri="http://schemas.openxmlformats.org/drawingml/2006/picture">
                 <pic:pic xmlns:pic="http://schemas.openxmlformats.org/drawingml/2006/picture">
                   <pic:nvPicPr>
-                    <pic:cNvPr id="6" name="Image6"/>
+                    <pic:cNvPr id="1682132760" name="Immagine 1682132760"/>
                     <pic:cNvPicPr/>
                   </pic:nvPicPr>
                   <pic:blipFill>
-                    <a:blip r:embed="rId9"/>
+                    <a:blip r:embed="rId9" cstate="print">
+                      <a:extLst>
+                        <a:ext uri="{28A0092B-C50C-407E-A947-70E740481C1C}">
+                          <a14:useLocalDpi xmlns:a14="http://schemas.microsoft.com/office/drawing/2010/main" val="0"/>
+                        </a:ext>
+                      </a:extLst>
+                    </a:blip>
                     <a:stretch>
                       <a:fillRect/>
                     </a:stretch>
@@ -7495,7 +7278,7 @@
                   <pic:spPr>
                     <a:xfrm>
                       <a:off x="0" y="0"/>
-                      <a:ext cx="3419438" cy="6000000"/>
+                      <a:ext cx="5051425" cy="8863330"/>
                     </a:xfrm>
                     <a:prstGeom prst="rect">
                       <a:avLst/>
@@ -7522,6 +7305,7 @@
           <w:sz w:val="18"/>
           <w:lang w:val="en-GB"/>
         </w:rPr>
+        <w:lastRenderedPageBreak/>
         <w:t>Figure 3 — State Diagram: Car FSM (6 states)</w:t>
       </w:r>
     </w:p>
@@ -7571,12 +7355,6 @@
         <w:gridCol w:w="3760"/>
       </w:tblGrid>
       <w:tr>
-        <w:tblPrEx>
-          <w:tblCellMar>
-            <w:top w:w="0" w:type="dxa"/>
-            <w:bottom w:w="0" w:type="dxa"/>
-          </w:tblCellMar>
-        </w:tblPrEx>
         <w:tc>
           <w:tcPr>
             <w:tcW w:w="0" w:type="auto"/>
@@ -7701,12 +7479,6 @@
         </w:tc>
       </w:tr>
       <w:tr>
-        <w:tblPrEx>
-          <w:tblCellMar>
-            <w:top w:w="0" w:type="dxa"/>
-            <w:bottom w:w="0" w:type="dxa"/>
-          </w:tblCellMar>
-        </w:tblPrEx>
         <w:tc>
           <w:tcPr>
             <w:tcW w:w="1800" w:type="dxa"/>
@@ -7826,12 +7598,6 @@
         </w:tc>
       </w:tr>
       <w:tr>
-        <w:tblPrEx>
-          <w:tblCellMar>
-            <w:top w:w="0" w:type="dxa"/>
-            <w:bottom w:w="0" w:type="dxa"/>
-          </w:tblCellMar>
-        </w:tblPrEx>
         <w:tc>
           <w:tcPr>
             <w:tcW w:w="1800" w:type="dxa"/>
@@ -7975,12 +7741,6 @@
         </w:tc>
       </w:tr>
       <w:tr>
-        <w:tblPrEx>
-          <w:tblCellMar>
-            <w:top w:w="0" w:type="dxa"/>
-            <w:bottom w:w="0" w:type="dxa"/>
-          </w:tblCellMar>
-        </w:tblPrEx>
         <w:tc>
           <w:tcPr>
             <w:tcW w:w="1800" w:type="dxa"/>
@@ -8097,12 +7857,6 @@
         </w:tc>
       </w:tr>
       <w:tr>
-        <w:tblPrEx>
-          <w:tblCellMar>
-            <w:top w:w="0" w:type="dxa"/>
-            <w:bottom w:w="0" w:type="dxa"/>
-          </w:tblCellMar>
-        </w:tblPrEx>
         <w:tc>
           <w:tcPr>
             <w:tcW w:w="1800" w:type="dxa"/>
@@ -8239,12 +7993,6 @@
         </w:tc>
       </w:tr>
       <w:tr>
-        <w:tblPrEx>
-          <w:tblCellMar>
-            <w:top w:w="0" w:type="dxa"/>
-            <w:bottom w:w="0" w:type="dxa"/>
-          </w:tblCellMar>
-        </w:tblPrEx>
         <w:tc>
           <w:tcPr>
             <w:tcW w:w="1800" w:type="dxa"/>
@@ -8373,12 +8121,6 @@
         </w:tc>
       </w:tr>
       <w:tr>
-        <w:tblPrEx>
-          <w:tblCellMar>
-            <w:top w:w="0" w:type="dxa"/>
-            <w:bottom w:w="0" w:type="dxa"/>
-          </w:tblCellMar>
-        </w:tblPrEx>
         <w:tc>
           <w:tcPr>
             <w:tcW w:w="1800" w:type="dxa"/>
@@ -8491,12 +8233,6 @@
         </w:tc>
       </w:tr>
       <w:tr>
-        <w:tblPrEx>
-          <w:tblCellMar>
-            <w:top w:w="0" w:type="dxa"/>
-            <w:bottom w:w="0" w:type="dxa"/>
-          </w:tblCellMar>
-        </w:tblPrEx>
         <w:tc>
           <w:tcPr>
             <w:tcW w:w="1800" w:type="dxa"/>
@@ -8631,12 +8367,6 @@
         </w:tc>
       </w:tr>
       <w:tr>
-        <w:tblPrEx>
-          <w:tblCellMar>
-            <w:top w:w="0" w:type="dxa"/>
-            <w:bottom w:w="0" w:type="dxa"/>
-          </w:tblCellMar>
-        </w:tblPrEx>
         <w:tc>
           <w:tcPr>
             <w:tcW w:w="1800" w:type="dxa"/>
@@ -8757,12 +8487,6 @@
         </w:tc>
       </w:tr>
       <w:tr>
-        <w:tblPrEx>
-          <w:tblCellMar>
-            <w:top w:w="0" w:type="dxa"/>
-            <w:bottom w:w="0" w:type="dxa"/>
-          </w:tblCellMar>
-        </w:tblPrEx>
         <w:tc>
           <w:tcPr>
             <w:tcW w:w="1800" w:type="dxa"/>
@@ -8787,7 +8511,6 @@
                 <w:sz w:val="18"/>
                 <w:szCs w:val="18"/>
               </w:rPr>
-              <w:lastRenderedPageBreak/>
               <w:t>any</w:t>
             </w:r>
             <w:proofErr w:type="spellEnd"/>
@@ -8977,12 +8700,6 @@
         <w:gridCol w:w="5760"/>
       </w:tblGrid>
       <w:tr>
-        <w:tblPrEx>
-          <w:tblCellMar>
-            <w:top w:w="0" w:type="dxa"/>
-            <w:bottom w:w="0" w:type="dxa"/>
-          </w:tblCellMar>
-        </w:tblPrEx>
         <w:tc>
           <w:tcPr>
             <w:tcW w:w="0" w:type="auto"/>
@@ -9089,12 +8806,6 @@
         </w:tc>
       </w:tr>
       <w:tr>
-        <w:tblPrEx>
-          <w:tblCellMar>
-            <w:top w:w="0" w:type="dxa"/>
-            <w:bottom w:w="0" w:type="dxa"/>
-          </w:tblCellMar>
-        </w:tblPrEx>
         <w:tc>
           <w:tcPr>
             <w:tcW w:w="1400" w:type="dxa"/>
@@ -9196,12 +8907,6 @@
         </w:tc>
       </w:tr>
       <w:tr>
-        <w:tblPrEx>
-          <w:tblCellMar>
-            <w:top w:w="0" w:type="dxa"/>
-            <w:bottom w:w="0" w:type="dxa"/>
-          </w:tblCellMar>
-        </w:tblPrEx>
         <w:tc>
           <w:tcPr>
             <w:tcW w:w="1400" w:type="dxa"/>
@@ -9291,12 +8996,6 @@
         </w:tc>
       </w:tr>
       <w:tr>
-        <w:tblPrEx>
-          <w:tblCellMar>
-            <w:top w:w="0" w:type="dxa"/>
-            <w:bottom w:w="0" w:type="dxa"/>
-          </w:tblCellMar>
-        </w:tblPrEx>
         <w:tc>
           <w:tcPr>
             <w:tcW w:w="1400" w:type="dxa"/>
@@ -9395,12 +9094,6 @@
         </w:tc>
       </w:tr>
       <w:tr>
-        <w:tblPrEx>
-          <w:tblCellMar>
-            <w:top w:w="0" w:type="dxa"/>
-            <w:bottom w:w="0" w:type="dxa"/>
-          </w:tblCellMar>
-        </w:tblPrEx>
         <w:tc>
           <w:tcPr>
             <w:tcW w:w="1400" w:type="dxa"/>
@@ -9509,12 +9202,6 @@
         </w:tc>
       </w:tr>
       <w:tr>
-        <w:tblPrEx>
-          <w:tblCellMar>
-            <w:top w:w="0" w:type="dxa"/>
-            <w:bottom w:w="0" w:type="dxa"/>
-          </w:tblCellMar>
-        </w:tblPrEx>
         <w:tc>
           <w:tcPr>
             <w:tcW w:w="1400" w:type="dxa"/>
@@ -9622,12 +9309,6 @@
         </w:tc>
       </w:tr>
       <w:tr>
-        <w:tblPrEx>
-          <w:tblCellMar>
-            <w:top w:w="0" w:type="dxa"/>
-            <w:bottom w:w="0" w:type="dxa"/>
-          </w:tblCellMar>
-        </w:tblPrEx>
         <w:tc>
           <w:tcPr>
             <w:tcW w:w="1400" w:type="dxa"/>
@@ -9765,6 +9446,7 @@
         <w:rPr>
           <w:noProof/>
         </w:rPr>
+        <w:lastRenderedPageBreak/>
         <w:drawing>
           <wp:inline distT="0" distB="0" distL="0" distR="0" wp14:anchorId="28772D1B" wp14:editId="7F0A3A26">
             <wp:extent cx="5738580" cy="3457745"/>
@@ -10083,12 +9765,6 @@
         <w:gridCol w:w="6860"/>
       </w:tblGrid>
       <w:tr>
-        <w:tblPrEx>
-          <w:tblCellMar>
-            <w:top w:w="0" w:type="dxa"/>
-            <w:bottom w:w="0" w:type="dxa"/>
-          </w:tblCellMar>
-        </w:tblPrEx>
         <w:tc>
           <w:tcPr>
             <w:tcW w:w="0" w:type="auto"/>
@@ -10153,12 +9829,6 @@
         </w:tc>
       </w:tr>
       <w:tr>
-        <w:tblPrEx>
-          <w:tblCellMar>
-            <w:top w:w="0" w:type="dxa"/>
-            <w:bottom w:w="0" w:type="dxa"/>
-          </w:tblCellMar>
-        </w:tblPrEx>
         <w:tc>
           <w:tcPr>
             <w:tcW w:w="2500" w:type="dxa"/>
@@ -10230,12 +9900,6 @@
         </w:tc>
       </w:tr>
       <w:tr>
-        <w:tblPrEx>
-          <w:tblCellMar>
-            <w:top w:w="0" w:type="dxa"/>
-            <w:bottom w:w="0" w:type="dxa"/>
-          </w:tblCellMar>
-        </w:tblPrEx>
         <w:tc>
           <w:tcPr>
             <w:tcW w:w="2500" w:type="dxa"/>
@@ -10307,12 +9971,6 @@
         </w:tc>
       </w:tr>
       <w:tr>
-        <w:tblPrEx>
-          <w:tblCellMar>
-            <w:top w:w="0" w:type="dxa"/>
-            <w:bottom w:w="0" w:type="dxa"/>
-          </w:tblCellMar>
-        </w:tblPrEx>
         <w:tc>
           <w:tcPr>
             <w:tcW w:w="2500" w:type="dxa"/>
@@ -10384,12 +10042,6 @@
         </w:tc>
       </w:tr>
       <w:tr>
-        <w:tblPrEx>
-          <w:tblCellMar>
-            <w:top w:w="0" w:type="dxa"/>
-            <w:bottom w:w="0" w:type="dxa"/>
-          </w:tblCellMar>
-        </w:tblPrEx>
         <w:tc>
           <w:tcPr>
             <w:tcW w:w="2500" w:type="dxa"/>
@@ -10468,12 +10120,6 @@
         </w:tc>
       </w:tr>
       <w:tr>
-        <w:tblPrEx>
-          <w:tblCellMar>
-            <w:top w:w="0" w:type="dxa"/>
-            <w:bottom w:w="0" w:type="dxa"/>
-          </w:tblCellMar>
-        </w:tblPrEx>
         <w:tc>
           <w:tcPr>
             <w:tcW w:w="2500" w:type="dxa"/>
@@ -10536,12 +10182,6 @@
         </w:tc>
       </w:tr>
       <w:tr>
-        <w:tblPrEx>
-          <w:tblCellMar>
-            <w:top w:w="0" w:type="dxa"/>
-            <w:bottom w:w="0" w:type="dxa"/>
-          </w:tblCellMar>
-        </w:tblPrEx>
         <w:tc>
           <w:tcPr>
             <w:tcW w:w="2500" w:type="dxa"/>
@@ -10613,12 +10253,6 @@
         </w:tc>
       </w:tr>
       <w:tr>
-        <w:tblPrEx>
-          <w:tblCellMar>
-            <w:top w:w="0" w:type="dxa"/>
-            <w:bottom w:w="0" w:type="dxa"/>
-          </w:tblCellMar>
-        </w:tblPrEx>
         <w:tc>
           <w:tcPr>
             <w:tcW w:w="2500" w:type="dxa"/>
@@ -10724,12 +10358,6 @@
         </w:tc>
       </w:tr>
       <w:tr>
-        <w:tblPrEx>
-          <w:tblCellMar>
-            <w:top w:w="0" w:type="dxa"/>
-            <w:bottom w:w="0" w:type="dxa"/>
-          </w:tblCellMar>
-        </w:tblPrEx>
         <w:tc>
           <w:tcPr>
             <w:tcW w:w="2500" w:type="dxa"/>
@@ -10801,12 +10429,6 @@
         </w:tc>
       </w:tr>
       <w:tr>
-        <w:tblPrEx>
-          <w:tblCellMar>
-            <w:top w:w="0" w:type="dxa"/>
-            <w:bottom w:w="0" w:type="dxa"/>
-          </w:tblCellMar>
-        </w:tblPrEx>
         <w:tc>
           <w:tcPr>
             <w:tcW w:w="2500" w:type="dxa"/>
@@ -11144,7 +10766,6 @@
           <w:szCs w:val="18"/>
           <w:lang w:val="en-GB"/>
         </w:rPr>
-        <w:lastRenderedPageBreak/>
         <w:t xml:space="preserve">  |</w:t>
       </w:r>
     </w:p>
@@ -11939,6 +11560,7 @@
         <w:rPr>
           <w:lang w:val="en-GB"/>
         </w:rPr>
+        <w:lastRenderedPageBreak/>
         <w:t xml:space="preserve">Sort descending by lap, then by </w:t>
       </w:r>
       <w:proofErr w:type="spellStart"/>
@@ -12111,15 +11733,9 @@
         <w:gridCol w:w="6360"/>
       </w:tblGrid>
       <w:tr>
-        <w:tblPrEx>
-          <w:tblCellMar>
-            <w:top w:w="0" w:type="dxa"/>
-            <w:bottom w:w="0" w:type="dxa"/>
-          </w:tblCellMar>
-        </w:tblPrEx>
-        <w:tc>
-          <w:tcPr>
-            <w:tcW w:w="0" w:type="auto"/>
+        <w:tc>
+          <w:tcPr>
+            <w:tcW w:w="0" w:type="dxa"/>
             <w:tcBorders>
               <w:top w:val="single" w:sz="1" w:space="0" w:color="CCCCCC"/>
               <w:left w:val="single" w:sz="1" w:space="0" w:color="CCCCCC"/>
@@ -12135,7 +11751,6 @@
             </w:tcMar>
           </w:tcPr>
           <w:p>
-            <w:proofErr w:type="spellStart"/>
             <w:r>
               <w:rPr>
                 <w:b/>
@@ -12146,12 +11761,11 @@
               </w:rPr>
               <w:t>Subflow</w:t>
             </w:r>
-            <w:proofErr w:type="spellEnd"/>
-          </w:p>
-        </w:tc>
-        <w:tc>
-          <w:tcPr>
-            <w:tcW w:w="0" w:type="auto"/>
+          </w:p>
+        </w:tc>
+        <w:tc>
+          <w:tcPr>
+            <w:tcW w:w="0" w:type="dxa"/>
             <w:tcBorders>
               <w:top w:val="single" w:sz="1" w:space="0" w:color="CCCCCC"/>
               <w:left w:val="single" w:sz="1" w:space="0" w:color="CCCCCC"/>
@@ -12181,12 +11795,6 @@
         </w:tc>
       </w:tr>
       <w:tr>
-        <w:tblPrEx>
-          <w:tblCellMar>
-            <w:top w:w="0" w:type="dxa"/>
-            <w:bottom w:w="0" w:type="dxa"/>
-          </w:tblCellMar>
-        </w:tblPrEx>
         <w:tc>
           <w:tcPr>
             <w:tcW w:w="3000" w:type="dxa"/>
@@ -12210,7 +11818,7 @@
                 <w:sz w:val="18"/>
                 <w:szCs w:val="18"/>
               </w:rPr>
-              <w:t>SF – Parse F1 Topic</w:t>
+              <w:t>SF - Flow Error Sink</w:t>
             </w:r>
           </w:p>
         </w:tc>
@@ -12232,83 +11840,17 @@
             </w:tcMar>
           </w:tcPr>
           <w:p>
-            <w:pPr>
-              <w:rPr>
-                <w:lang w:val="en-GB"/>
-              </w:rPr>
-            </w:pPr>
-            <w:r>
-              <w:rPr>
-                <w:sz w:val="18"/>
-                <w:szCs w:val="18"/>
-                <w:lang w:val="en-GB"/>
-              </w:rPr>
-              <w:t xml:space="preserve">Extracts </w:t>
-            </w:r>
-            <w:proofErr w:type="spellStart"/>
-            <w:r>
-              <w:rPr>
-                <w:sz w:val="18"/>
-                <w:szCs w:val="18"/>
-                <w:lang w:val="en-GB"/>
-              </w:rPr>
-              <w:t>raceId</w:t>
-            </w:r>
-            <w:proofErr w:type="spellEnd"/>
-            <w:r>
-              <w:rPr>
-                <w:sz w:val="18"/>
-                <w:szCs w:val="18"/>
-                <w:lang w:val="en-GB"/>
-              </w:rPr>
-              <w:t>/</w:t>
-            </w:r>
-            <w:proofErr w:type="spellStart"/>
-            <w:r>
-              <w:rPr>
-                <w:sz w:val="18"/>
-                <w:szCs w:val="18"/>
-                <w:lang w:val="en-GB"/>
-              </w:rPr>
-              <w:t>teamId</w:t>
-            </w:r>
-            <w:proofErr w:type="spellEnd"/>
-            <w:r>
-              <w:rPr>
-                <w:sz w:val="18"/>
-                <w:szCs w:val="18"/>
-                <w:lang w:val="en-GB"/>
-              </w:rPr>
-              <w:t>/</w:t>
-            </w:r>
-            <w:proofErr w:type="spellStart"/>
-            <w:r>
-              <w:rPr>
-                <w:sz w:val="18"/>
-                <w:szCs w:val="18"/>
-                <w:lang w:val="en-GB"/>
-              </w:rPr>
-              <w:t>carId</w:t>
-            </w:r>
-            <w:proofErr w:type="spellEnd"/>
-            <w:r>
-              <w:rPr>
-                <w:sz w:val="18"/>
-                <w:szCs w:val="18"/>
-                <w:lang w:val="en-GB"/>
-              </w:rPr>
-              <w:t>/kind from any F1 topic</w:t>
+            <w:r>
+              <w:rPr>
+                <w:sz w:val="18"/>
+                <w:szCs w:val="18"/>
+              </w:rPr>
+              <w:t>Shared catch endpoint for Node-RED flow errors; keeps catch/link handling on the parent tabs and routes errors to debug output.</w:t>
             </w:r>
           </w:p>
         </w:tc>
       </w:tr>
       <w:tr>
-        <w:tblPrEx>
-          <w:tblCellMar>
-            <w:top w:w="0" w:type="dxa"/>
-            <w:bottom w:w="0" w:type="dxa"/>
-          </w:tblCellMar>
-        </w:tblPrEx>
         <w:tc>
           <w:tcPr>
             <w:tcW w:w="3000" w:type="dxa"/>
@@ -12332,33 +11874,8 @@
                 <w:sz w:val="18"/>
                 <w:szCs w:val="18"/>
               </w:rPr>
-              <w:t xml:space="preserve">SF – </w:t>
-            </w:r>
-            <w:proofErr w:type="spellStart"/>
-            <w:r>
-              <w:rPr>
-                <w:sz w:val="18"/>
-                <w:szCs w:val="18"/>
-              </w:rPr>
-              <w:t>Normalize</w:t>
-            </w:r>
-            <w:proofErr w:type="spellEnd"/>
-            <w:r>
-              <w:rPr>
-                <w:sz w:val="18"/>
-                <w:szCs w:val="18"/>
-              </w:rPr>
-              <w:t xml:space="preserve"> </w:t>
-            </w:r>
-            <w:proofErr w:type="spellStart"/>
-            <w:r>
-              <w:rPr>
-                <w:sz w:val="18"/>
-                <w:szCs w:val="18"/>
-              </w:rPr>
-              <w:t>Document</w:t>
-            </w:r>
-            <w:proofErr w:type="spellEnd"/>
+              <w:t>SF - Normalize MQTT</w:t>
+            </w:r>
           </w:p>
         </w:tc>
         <w:tc>
@@ -12379,48 +11896,17 @@
             </w:tcMar>
           </w:tcPr>
           <w:p>
-            <w:proofErr w:type="spellStart"/>
-            <w:r>
-              <w:rPr>
-                <w:sz w:val="18"/>
-                <w:szCs w:val="18"/>
-              </w:rPr>
-              <w:t>Timestamp</w:t>
-            </w:r>
-            <w:proofErr w:type="spellEnd"/>
-            <w:r>
-              <w:rPr>
-                <w:sz w:val="18"/>
-                <w:szCs w:val="18"/>
-              </w:rPr>
-              <w:t xml:space="preserve"> </w:t>
-            </w:r>
-            <w:proofErr w:type="spellStart"/>
-            <w:r>
-              <w:rPr>
-                <w:sz w:val="18"/>
-                <w:szCs w:val="18"/>
-              </w:rPr>
-              <w:t>normalization</w:t>
-            </w:r>
-            <w:proofErr w:type="spellEnd"/>
-            <w:r>
-              <w:rPr>
-                <w:sz w:val="18"/>
-                <w:szCs w:val="18"/>
-              </w:rPr>
-              <w:t>, metadata injection</w:t>
+            <w:r>
+              <w:rPr>
+                <w:sz w:val="18"/>
+                <w:szCs w:val="18"/>
+              </w:rPr>
+              <w:t>Parses F1 MQTT topics, validates race/team/car metadata, normalizes timestamps, and emits an internal envelope plus an error output.</w:t>
             </w:r>
           </w:p>
         </w:tc>
       </w:tr>
       <w:tr>
-        <w:tblPrEx>
-          <w:tblCellMar>
-            <w:top w:w="0" w:type="dxa"/>
-            <w:bottom w:w="0" w:type="dxa"/>
-          </w:tblCellMar>
-        </w:tblPrEx>
         <w:tc>
           <w:tcPr>
             <w:tcW w:w="3000" w:type="dxa"/>
@@ -12444,33 +11930,8 @@
                 <w:sz w:val="18"/>
                 <w:szCs w:val="18"/>
               </w:rPr>
-              <w:t xml:space="preserve">SF – </w:t>
-            </w:r>
-            <w:proofErr w:type="spellStart"/>
-            <w:r>
-              <w:rPr>
-                <w:sz w:val="18"/>
-                <w:szCs w:val="18"/>
-              </w:rPr>
-              <w:t>MongoDB</w:t>
-            </w:r>
-            <w:proofErr w:type="spellEnd"/>
-            <w:r>
-              <w:rPr>
-                <w:sz w:val="18"/>
-                <w:szCs w:val="18"/>
-              </w:rPr>
-              <w:t xml:space="preserve"> Batch </w:t>
-            </w:r>
-            <w:proofErr w:type="spellStart"/>
-            <w:r>
-              <w:rPr>
-                <w:sz w:val="18"/>
-                <w:szCs w:val="18"/>
-              </w:rPr>
-              <w:t>Insert</w:t>
-            </w:r>
-            <w:proofErr w:type="spellEnd"/>
+              <w:t>SF - Detect Telemetry Events</w:t>
+            </w:r>
           </w:p>
         </w:tc>
         <w:tc>
@@ -12491,29 +11952,17 @@
             </w:tcMar>
           </w:tcPr>
           <w:p>
-            <w:pPr>
-              <w:rPr>
-                <w:lang w:val="en-GB"/>
-              </w:rPr>
-            </w:pPr>
-            <w:r>
-              <w:rPr>
-                <w:sz w:val="18"/>
-                <w:szCs w:val="18"/>
-                <w:lang w:val="en-GB"/>
-              </w:rPr>
-              <w:t>Size/time-triggered flush buffer for write efficiency</w:t>
+            <w:r>
+              <w:rPr>
+                <w:sz w:val="18"/>
+                <w:szCs w:val="18"/>
+              </w:rPr>
+              <w:t>Detects tire overheat, low fuel, stationary-running, and track-position jump events from normalized telemetry.</w:t>
             </w:r>
           </w:p>
         </w:tc>
       </w:tr>
       <w:tr>
-        <w:tblPrEx>
-          <w:tblCellMar>
-            <w:top w:w="0" w:type="dxa"/>
-            <w:bottom w:w="0" w:type="dxa"/>
-          </w:tblCellMar>
-        </w:tblPrEx>
         <w:tc>
           <w:tcPr>
             <w:tcW w:w="3000" w:type="dxa"/>
@@ -12532,36 +11981,12 @@
             </w:tcMar>
           </w:tcPr>
           <w:p>
-            <w:pPr>
-              <w:rPr>
-                <w:lang w:val="en-GB"/>
-              </w:rPr>
-            </w:pPr>
-            <w:r>
-              <w:rPr>
-                <w:sz w:val="18"/>
-                <w:szCs w:val="18"/>
-                <w:lang w:val="en-GB"/>
-              </w:rPr>
-              <w:t xml:space="preserve">SF – </w:t>
-            </w:r>
-            <w:proofErr w:type="spellStart"/>
-            <w:r>
-              <w:rPr>
-                <w:sz w:val="18"/>
-                <w:szCs w:val="18"/>
-                <w:lang w:val="en-GB"/>
-              </w:rPr>
-              <w:t>Upsert</w:t>
-            </w:r>
-            <w:proofErr w:type="spellEnd"/>
-            <w:r>
-              <w:rPr>
-                <w:sz w:val="18"/>
-                <w:szCs w:val="18"/>
-                <w:lang w:val="en-GB"/>
-              </w:rPr>
-              <w:t xml:space="preserve"> by Race Car</w:t>
+            <w:r>
+              <w:rPr>
+                <w:sz w:val="18"/>
+                <w:szCs w:val="18"/>
+              </w:rPr>
+              <w:t>SF - Race Control Flag Handler</w:t>
             </w:r>
           </w:p>
         </w:tc>
@@ -12583,83 +12008,17 @@
             </w:tcMar>
           </w:tcPr>
           <w:p>
-            <w:pPr>
-              <w:rPr>
-                <w:lang w:val="en-GB"/>
-              </w:rPr>
-            </w:pPr>
-            <w:r>
-              <w:rPr>
-                <w:sz w:val="18"/>
-                <w:szCs w:val="18"/>
-                <w:lang w:val="en-GB"/>
-              </w:rPr>
-              <w:t xml:space="preserve">Atomic </w:t>
-            </w:r>
-            <w:proofErr w:type="spellStart"/>
-            <w:r>
-              <w:rPr>
-                <w:sz w:val="18"/>
-                <w:szCs w:val="18"/>
-                <w:lang w:val="en-GB"/>
-              </w:rPr>
-              <w:t>upsert</w:t>
-            </w:r>
-            <w:proofErr w:type="spellEnd"/>
-            <w:r>
-              <w:rPr>
-                <w:sz w:val="18"/>
-                <w:szCs w:val="18"/>
-                <w:lang w:val="en-GB"/>
-              </w:rPr>
-              <w:t xml:space="preserve"> on (</w:t>
-            </w:r>
-            <w:proofErr w:type="spellStart"/>
-            <w:r>
-              <w:rPr>
-                <w:sz w:val="18"/>
-                <w:szCs w:val="18"/>
-                <w:lang w:val="en-GB"/>
-              </w:rPr>
-              <w:t>raceId</w:t>
-            </w:r>
-            <w:proofErr w:type="spellEnd"/>
-            <w:r>
-              <w:rPr>
-                <w:sz w:val="18"/>
-                <w:szCs w:val="18"/>
-                <w:lang w:val="en-GB"/>
-              </w:rPr>
-              <w:t xml:space="preserve">, </w:t>
-            </w:r>
-            <w:proofErr w:type="spellStart"/>
-            <w:r>
-              <w:rPr>
-                <w:sz w:val="18"/>
-                <w:szCs w:val="18"/>
-                <w:lang w:val="en-GB"/>
-              </w:rPr>
-              <w:t>carId</w:t>
-            </w:r>
-            <w:proofErr w:type="spellEnd"/>
-            <w:r>
-              <w:rPr>
-                <w:sz w:val="18"/>
-                <w:szCs w:val="18"/>
-                <w:lang w:val="en-GB"/>
-              </w:rPr>
-              <w:t>) composite key</w:t>
+            <w:r>
+              <w:rPr>
+                <w:sz w:val="18"/>
+                <w:szCs w:val="18"/>
+              </w:rPr>
+              <w:t>Validates race-control flags, stores current flag and derived race effects, and emits dashboard, MongoDB, effects, and error messages.</w:t>
             </w:r>
           </w:p>
         </w:tc>
       </w:tr>
       <w:tr>
-        <w:tblPrEx>
-          <w:tblCellMar>
-            <w:top w:w="0" w:type="dxa"/>
-            <w:bottom w:w="0" w:type="dxa"/>
-          </w:tblCellMar>
-        </w:tblPrEx>
         <w:tc>
           <w:tcPr>
             <w:tcW w:w="3000" w:type="dxa"/>
@@ -12683,17 +12042,8 @@
                 <w:sz w:val="18"/>
                 <w:szCs w:val="18"/>
               </w:rPr>
-              <w:t xml:space="preserve">SF – Dashboard </w:t>
-            </w:r>
-            <w:proofErr w:type="spellStart"/>
-            <w:r>
-              <w:rPr>
-                <w:sz w:val="18"/>
-                <w:szCs w:val="18"/>
-              </w:rPr>
-              <w:t>Envelope</w:t>
-            </w:r>
-            <w:proofErr w:type="spellEnd"/>
+              <w:t>SF - Encrypt Secure Flag</w:t>
+            </w:r>
           </w:p>
         </w:tc>
         <w:tc>
@@ -12714,59 +12064,137 @@
             </w:tcMar>
           </w:tcPr>
           <w:p>
-            <w:pPr>
-              <w:rPr>
-                <w:lang w:val="en-GB"/>
-              </w:rPr>
-            </w:pPr>
-            <w:r>
-              <w:rPr>
-                <w:sz w:val="18"/>
-                <w:szCs w:val="18"/>
-                <w:lang w:val="en-GB"/>
-              </w:rPr>
-              <w:t xml:space="preserve">Wraps any payload in {type, </w:t>
-            </w:r>
-            <w:proofErr w:type="spellStart"/>
-            <w:r>
-              <w:rPr>
-                <w:sz w:val="18"/>
-                <w:szCs w:val="18"/>
-                <w:lang w:val="en-GB"/>
-              </w:rPr>
-              <w:t>raceId</w:t>
-            </w:r>
-            <w:proofErr w:type="spellEnd"/>
-            <w:r>
-              <w:rPr>
-                <w:sz w:val="18"/>
-                <w:szCs w:val="18"/>
-                <w:lang w:val="en-GB"/>
-              </w:rPr>
-              <w:t xml:space="preserve">, </w:t>
-            </w:r>
-            <w:proofErr w:type="spellStart"/>
-            <w:r>
-              <w:rPr>
-                <w:sz w:val="18"/>
-                <w:szCs w:val="18"/>
-                <w:lang w:val="en-GB"/>
-              </w:rPr>
-              <w:t>ts</w:t>
-            </w:r>
-            <w:proofErr w:type="spellEnd"/>
-            <w:r>
-              <w:rPr>
-                <w:sz w:val="18"/>
-                <w:szCs w:val="18"/>
-                <w:lang w:val="en-GB"/>
-              </w:rPr>
-              <w:t>, data} format</w:t>
+            <w:r>
+              <w:rPr>
+                <w:sz w:val="18"/>
+                <w:szCs w:val="18"/>
+              </w:rPr>
+              <w:t>Encrypts dashboard race-control flag commands with AES-256-GCM before publishing to the secure MQTT topic.</w:t>
+            </w:r>
+          </w:p>
+        </w:tc>
+      </w:tr>
+      <w:tr>
+        <w:tc>
+          <w:tcPr>
+            <w:tcW w:w="3000" w:type="dxa"/>
+            <w:tcBorders>
+              <w:top w:val="single" w:sz="1" w:space="0" w:color="CCCCCC"/>
+              <w:left w:val="single" w:sz="1" w:space="0" w:color="CCCCCC"/>
+              <w:bottom w:val="single" w:sz="1" w:space="0" w:color="CCCCCC"/>
+              <w:right w:val="single" w:sz="1" w:space="0" w:color="CCCCCC"/>
+            </w:tcBorders>
+            <w:shd w:val="clear" w:color="auto" w:fill="FFFFFF"/>
+            <w:tcMar>
+              <w:top w:w="60" w:type="dxa"/>
+              <w:left w:w="100" w:type="dxa"/>
+              <w:bottom w:w="60" w:type="dxa"/>
+              <w:right w:w="100" w:type="dxa"/>
+            </w:tcMar>
+          </w:tcPr>
+          <w:p>
+            <w:r>
+              <w:rPr>
+                <w:sz w:val="18"/>
+                <w:szCs w:val="18"/>
+              </w:rPr>
+              <w:t>SF - Decrypt Secure Flag</w:t>
+            </w:r>
+          </w:p>
+        </w:tc>
+        <w:tc>
+          <w:tcPr>
+            <w:tcW w:w="6360" w:type="dxa"/>
+            <w:tcBorders>
+              <w:top w:val="single" w:sz="1" w:space="0" w:color="CCCCCC"/>
+              <w:left w:val="single" w:sz="1" w:space="0" w:color="CCCCCC"/>
+              <w:bottom w:val="single" w:sz="1" w:space="0" w:color="CCCCCC"/>
+              <w:right w:val="single" w:sz="1" w:space="0" w:color="CCCCCC"/>
+            </w:tcBorders>
+            <w:shd w:val="clear" w:color="auto" w:fill="FFFFFF"/>
+            <w:tcMar>
+              <w:top w:w="60" w:type="dxa"/>
+              <w:left w:w="100" w:type="dxa"/>
+              <w:bottom w:w="60" w:type="dxa"/>
+              <w:right w:w="100" w:type="dxa"/>
+            </w:tcMar>
+          </w:tcPr>
+          <w:p>
+            <w:r>
+              <w:rPr>
+                <w:sz w:val="18"/>
+                <w:szCs w:val="18"/>
+              </w:rPr>
+              <w:t>Decrypts secure race-control flag messages and restores the clear race-control topic for normal processing.</w:t>
+            </w:r>
+          </w:p>
+        </w:tc>
+      </w:tr>
+      <w:tr>
+        <w:tc>
+          <w:tcPr>
+            <w:tcW w:w="3000" w:type="dxa"/>
+            <w:tcBorders>
+              <w:top w:val="single" w:sz="1" w:space="0" w:color="CCCCCC"/>
+              <w:left w:val="single" w:sz="1" w:space="0" w:color="CCCCCC"/>
+              <w:bottom w:val="single" w:sz="1" w:space="0" w:color="CCCCCC"/>
+              <w:right w:val="single" w:sz="1" w:space="0" w:color="CCCCCC"/>
+            </w:tcBorders>
+            <w:shd w:val="clear" w:color="auto" w:fill="FFFFFF"/>
+            <w:tcMar>
+              <w:top w:w="60" w:type="dxa"/>
+              <w:left w:w="100" w:type="dxa"/>
+              <w:bottom w:w="60" w:type="dxa"/>
+              <w:right w:w="100" w:type="dxa"/>
+            </w:tcMar>
+          </w:tcPr>
+          <w:p>
+            <w:r>
+              <w:rPr>
+                <w:sz w:val="18"/>
+                <w:szCs w:val="18"/>
+              </w:rPr>
+              <w:t>SF - Dashboard Command Parser</w:t>
+            </w:r>
+          </w:p>
+        </w:tc>
+        <w:tc>
+          <w:tcPr>
+            <w:tcW w:w="6360" w:type="dxa"/>
+            <w:tcBorders>
+              <w:top w:val="single" w:sz="1" w:space="0" w:color="CCCCCC"/>
+              <w:left w:val="single" w:sz="1" w:space="0" w:color="CCCCCC"/>
+              <w:bottom w:val="single" w:sz="1" w:space="0" w:color="CCCCCC"/>
+              <w:right w:val="single" w:sz="1" w:space="0" w:color="CCCCCC"/>
+            </w:tcBorders>
+            <w:shd w:val="clear" w:color="auto" w:fill="FFFFFF"/>
+            <w:tcMar>
+              <w:top w:w="60" w:type="dxa"/>
+              <w:left w:w="100" w:type="dxa"/>
+              <w:bottom w:w="60" w:type="dxa"/>
+              <w:right w:w="100" w:type="dxa"/>
+            </w:tcMar>
+          </w:tcPr>
+          <w:p>
+            <w:r>
+              <w:rPr>
+                <w:sz w:val="18"/>
+                <w:szCs w:val="18"/>
+              </w:rPr>
+              <w:t>Routes WebSocket dashboard commands to flag, start-scenario, stop-race, and merged error outputs.</w:t>
             </w:r>
           </w:p>
         </w:tc>
       </w:tr>
     </w:tbl>
+    <w:p>
+      <w:pPr>
+        <w:spacing w:after="80"/>
+      </w:pPr>
+      <w:r>
+        <w:t>Stateful caches, MongoDB write nodes, link nodes, MQTT, WebSocket, inject, and catch nodes remain on the parent tabs; the subflows above wrap transformation, validation, routing, and security logic.</w:t>
+      </w:r>
+    </w:p>
     <w:p>
       <w:pPr>
         <w:spacing w:after="80"/>
@@ -12840,12 +12268,6 @@
         <w:gridCol w:w="4160"/>
       </w:tblGrid>
       <w:tr>
-        <w:tblPrEx>
-          <w:tblCellMar>
-            <w:top w:w="0" w:type="dxa"/>
-            <w:bottom w:w="0" w:type="dxa"/>
-          </w:tblCellMar>
-        </w:tblPrEx>
         <w:tc>
           <w:tcPr>
             <w:tcW w:w="0" w:type="auto"/>
@@ -12938,12 +12360,6 @@
         </w:tc>
       </w:tr>
       <w:tr>
-        <w:tblPrEx>
-          <w:tblCellMar>
-            <w:top w:w="0" w:type="dxa"/>
-            <w:bottom w:w="0" w:type="dxa"/>
-          </w:tblCellMar>
-        </w:tblPrEx>
         <w:tc>
           <w:tcPr>
             <w:tcW w:w="2200" w:type="dxa"/>
@@ -13070,12 +12486,6 @@
         </w:tc>
       </w:tr>
       <w:tr>
-        <w:tblPrEx>
-          <w:tblCellMar>
-            <w:top w:w="0" w:type="dxa"/>
-            <w:bottom w:w="0" w:type="dxa"/>
-          </w:tblCellMar>
-        </w:tblPrEx>
         <w:tc>
           <w:tcPr>
             <w:tcW w:w="2200" w:type="dxa"/>
@@ -13100,7 +12510,6 @@
                 <w:sz w:val="18"/>
                 <w:szCs w:val="18"/>
               </w:rPr>
-              <w:lastRenderedPageBreak/>
               <w:t>states</w:t>
             </w:r>
             <w:proofErr w:type="spellEnd"/>
@@ -13187,12 +12596,6 @@
         </w:tc>
       </w:tr>
       <w:tr>
-        <w:tblPrEx>
-          <w:tblCellMar>
-            <w:top w:w="0" w:type="dxa"/>
-            <w:bottom w:w="0" w:type="dxa"/>
-          </w:tblCellMar>
-        </w:tblPrEx>
         <w:tc>
           <w:tcPr>
             <w:tcW w:w="2200" w:type="dxa"/>
@@ -13298,12 +12701,6 @@
         </w:tc>
       </w:tr>
       <w:tr>
-        <w:tblPrEx>
-          <w:tblCellMar>
-            <w:top w:w="0" w:type="dxa"/>
-            <w:bottom w:w="0" w:type="dxa"/>
-          </w:tblCellMar>
-        </w:tblPrEx>
         <w:tc>
           <w:tcPr>
             <w:tcW w:w="2200" w:type="dxa"/>
@@ -13398,12 +12795,6 @@
         </w:tc>
       </w:tr>
       <w:tr>
-        <w:tblPrEx>
-          <w:tblCellMar>
-            <w:top w:w="0" w:type="dxa"/>
-            <w:bottom w:w="0" w:type="dxa"/>
-          </w:tblCellMar>
-        </w:tblPrEx>
         <w:tc>
           <w:tcPr>
             <w:tcW w:w="2200" w:type="dxa"/>
@@ -13882,6 +13273,7 @@
         <w:rPr>
           <w:lang w:val="en-GB"/>
         </w:rPr>
+        <w:lastRenderedPageBreak/>
         <w:t>validationLevel</w:t>
       </w:r>
       <w:proofErr w:type="spellEnd"/>
@@ -13965,7 +13357,7 @@
         <w:rPr>
           <w:lang w:val="en-GB"/>
         </w:rPr>
-        <w:t xml:space="preserve"> with ordered: false in batches of 100 documents or on a 1-second timeout. This reduces MongoDB write operations by roughly 50–100×.</w:t>
+        <w:t xml:space="preserve"> with ordered: false in batches of 50 documents or on a 1-second timeout. This reduces MongoDB write operations by roughly 40–50×.</w:t>
       </w:r>
     </w:p>
     <w:p>
@@ -14160,7 +13552,6 @@
         <w:rPr>
           <w:lang w:val="en-GB"/>
         </w:rPr>
-        <w:lastRenderedPageBreak/>
         <w:t>Event Log — A chronological feed (max 80 entries) of discrete race events, color-coded by team.</w:t>
       </w:r>
     </w:p>
@@ -14610,6 +14001,7 @@
         <w:rPr>
           <w:lang w:val="en-GB"/>
         </w:rPr>
+        <w:lastRenderedPageBreak/>
         <w:t xml:space="preserve">The simulated sensor suite covers both </w:t>
       </w:r>
       <w:proofErr w:type="spellStart"/>
@@ -14684,12 +14076,6 @@
         <w:gridCol w:w="3312"/>
       </w:tblGrid>
       <w:tr>
-        <w:tblPrEx>
-          <w:tblCellMar>
-            <w:top w:w="0" w:type="dxa"/>
-            <w:bottom w:w="0" w:type="dxa"/>
-          </w:tblCellMar>
-        </w:tblPrEx>
         <w:tc>
           <w:tcPr>
             <w:tcW w:w="0" w:type="auto"/>
@@ -14842,12 +14228,6 @@
         </w:tc>
       </w:tr>
       <w:tr>
-        <w:tblPrEx>
-          <w:tblCellMar>
-            <w:top w:w="0" w:type="dxa"/>
-            <w:bottom w:w="0" w:type="dxa"/>
-          </w:tblCellMar>
-        </w:tblPrEx>
         <w:tc>
           <w:tcPr>
             <w:tcW w:w="1800" w:type="dxa"/>
@@ -15000,12 +14380,6 @@
         </w:tc>
       </w:tr>
       <w:tr>
-        <w:tblPrEx>
-          <w:tblCellMar>
-            <w:top w:w="0" w:type="dxa"/>
-            <w:bottom w:w="0" w:type="dxa"/>
-          </w:tblCellMar>
-        </w:tblPrEx>
         <w:tc>
           <w:tcPr>
             <w:tcW w:w="1800" w:type="dxa"/>
@@ -15161,12 +14535,6 @@
         </w:tc>
       </w:tr>
       <w:tr>
-        <w:tblPrEx>
-          <w:tblCellMar>
-            <w:top w:w="0" w:type="dxa"/>
-            <w:bottom w:w="0" w:type="dxa"/>
-          </w:tblCellMar>
-        </w:tblPrEx>
         <w:tc>
           <w:tcPr>
             <w:tcW w:w="1800" w:type="dxa"/>
@@ -15335,12 +14703,6 @@
         </w:tc>
       </w:tr>
       <w:tr>
-        <w:tblPrEx>
-          <w:tblCellMar>
-            <w:top w:w="0" w:type="dxa"/>
-            <w:bottom w:w="0" w:type="dxa"/>
-          </w:tblCellMar>
-        </w:tblPrEx>
         <w:tc>
           <w:tcPr>
             <w:tcW w:w="1800" w:type="dxa"/>
@@ -15500,12 +14862,6 @@
         </w:tc>
       </w:tr>
       <w:tr>
-        <w:tblPrEx>
-          <w:tblCellMar>
-            <w:top w:w="0" w:type="dxa"/>
-            <w:bottom w:w="0" w:type="dxa"/>
-          </w:tblCellMar>
-        </w:tblPrEx>
         <w:tc>
           <w:tcPr>
             <w:tcW w:w="1800" w:type="dxa"/>
@@ -15729,12 +15085,6 @@
         </w:tc>
       </w:tr>
       <w:tr>
-        <w:tblPrEx>
-          <w:tblCellMar>
-            <w:top w:w="0" w:type="dxa"/>
-            <w:bottom w:w="0" w:type="dxa"/>
-          </w:tblCellMar>
-        </w:tblPrEx>
         <w:tc>
           <w:tcPr>
             <w:tcW w:w="1800" w:type="dxa"/>
@@ -15978,12 +15328,6 @@
         </w:tc>
       </w:tr>
       <w:tr>
-        <w:tblPrEx>
-          <w:tblCellMar>
-            <w:top w:w="0" w:type="dxa"/>
-            <w:bottom w:w="0" w:type="dxa"/>
-          </w:tblCellMar>
-        </w:tblPrEx>
         <w:tc>
           <w:tcPr>
             <w:tcW w:w="1800" w:type="dxa"/>
@@ -16138,12 +15482,6 @@
         </w:tc>
       </w:tr>
       <w:tr>
-        <w:tblPrEx>
-          <w:tblCellMar>
-            <w:top w:w="0" w:type="dxa"/>
-            <w:bottom w:w="0" w:type="dxa"/>
-          </w:tblCellMar>
-        </w:tblPrEx>
         <w:tc>
           <w:tcPr>
             <w:tcW w:w="1800" w:type="dxa"/>
@@ -16329,12 +15667,6 @@
         <w:gridCol w:w="1695"/>
       </w:tblGrid>
       <w:tr>
-        <w:tblPrEx>
-          <w:tblCellMar>
-            <w:top w:w="0" w:type="dxa"/>
-            <w:bottom w:w="0" w:type="dxa"/>
-          </w:tblCellMar>
-        </w:tblPrEx>
         <w:tc>
           <w:tcPr>
             <w:tcW w:w="0" w:type="auto"/>
@@ -16491,12 +15823,6 @@
         </w:tc>
       </w:tr>
       <w:tr>
-        <w:tblPrEx>
-          <w:tblCellMar>
-            <w:top w:w="0" w:type="dxa"/>
-            <w:bottom w:w="0" w:type="dxa"/>
-          </w:tblCellMar>
-        </w:tblPrEx>
         <w:tc>
           <w:tcPr>
             <w:tcW w:w="1800" w:type="dxa"/>
@@ -16672,12 +15998,6 @@
         </w:tc>
       </w:tr>
       <w:tr>
-        <w:tblPrEx>
-          <w:tblCellMar>
-            <w:top w:w="0" w:type="dxa"/>
-            <w:bottom w:w="0" w:type="dxa"/>
-          </w:tblCellMar>
-        </w:tblPrEx>
         <w:tc>
           <w:tcPr>
             <w:tcW w:w="1800" w:type="dxa"/>
@@ -16842,12 +16162,6 @@
         </w:tc>
       </w:tr>
       <w:tr>
-        <w:tblPrEx>
-          <w:tblCellMar>
-            <w:top w:w="0" w:type="dxa"/>
-            <w:bottom w:w="0" w:type="dxa"/>
-          </w:tblCellMar>
-        </w:tblPrEx>
         <w:tc>
           <w:tcPr>
             <w:tcW w:w="1800" w:type="dxa"/>
@@ -17012,12 +16326,6 @@
         </w:tc>
       </w:tr>
       <w:tr>
-        <w:tblPrEx>
-          <w:tblCellMar>
-            <w:top w:w="0" w:type="dxa"/>
-            <w:bottom w:w="0" w:type="dxa"/>
-          </w:tblCellMar>
-        </w:tblPrEx>
         <w:tc>
           <w:tcPr>
             <w:tcW w:w="1800" w:type="dxa"/>
@@ -17181,12 +16489,6 @@
         </w:tc>
       </w:tr>
       <w:tr>
-        <w:tblPrEx>
-          <w:tblCellMar>
-            <w:top w:w="0" w:type="dxa"/>
-            <w:bottom w:w="0" w:type="dxa"/>
-          </w:tblCellMar>
-        </w:tblPrEx>
         <w:tc>
           <w:tcPr>
             <w:tcW w:w="1800" w:type="dxa"/>
@@ -17210,7 +16512,6 @@
                 <w:sz w:val="18"/>
                 <w:szCs w:val="18"/>
               </w:rPr>
-              <w:lastRenderedPageBreak/>
               <w:t>Gear selector</w:t>
             </w:r>
           </w:p>
@@ -17541,12 +16842,6 @@
         <w:gridCol w:w="4560"/>
       </w:tblGrid>
       <w:tr>
-        <w:tblPrEx>
-          <w:tblCellMar>
-            <w:top w:w="0" w:type="dxa"/>
-            <w:bottom w:w="0" w:type="dxa"/>
-          </w:tblCellMar>
-        </w:tblPrEx>
         <w:tc>
           <w:tcPr>
             <w:tcW w:w="0" w:type="auto"/>
@@ -17643,12 +16938,6 @@
         </w:tc>
       </w:tr>
       <w:tr>
-        <w:tblPrEx>
-          <w:tblCellMar>
-            <w:top w:w="0" w:type="dxa"/>
-            <w:bottom w:w="0" w:type="dxa"/>
-          </w:tblCellMar>
-        </w:tblPrEx>
         <w:tc>
           <w:tcPr>
             <w:tcW w:w="2000" w:type="dxa"/>
@@ -17740,12 +17029,6 @@
         </w:tc>
       </w:tr>
       <w:tr>
-        <w:tblPrEx>
-          <w:tblCellMar>
-            <w:top w:w="0" w:type="dxa"/>
-            <w:bottom w:w="0" w:type="dxa"/>
-          </w:tblCellMar>
-        </w:tblPrEx>
         <w:tc>
           <w:tcPr>
             <w:tcW w:w="2000" w:type="dxa"/>
@@ -17835,12 +17118,6 @@
         </w:tc>
       </w:tr>
       <w:tr>
-        <w:tblPrEx>
-          <w:tblCellMar>
-            <w:top w:w="0" w:type="dxa"/>
-            <w:bottom w:w="0" w:type="dxa"/>
-          </w:tblCellMar>
-        </w:tblPrEx>
         <w:tc>
           <w:tcPr>
             <w:tcW w:w="2000" w:type="dxa"/>
@@ -17930,12 +17207,6 @@
         </w:tc>
       </w:tr>
       <w:tr>
-        <w:tblPrEx>
-          <w:tblCellMar>
-            <w:top w:w="0" w:type="dxa"/>
-            <w:bottom w:w="0" w:type="dxa"/>
-          </w:tblCellMar>
-        </w:tblPrEx>
         <w:tc>
           <w:tcPr>
             <w:tcW w:w="2000" w:type="dxa"/>
@@ -18041,12 +17312,6 @@
         </w:tc>
       </w:tr>
       <w:tr>
-        <w:tblPrEx>
-          <w:tblCellMar>
-            <w:top w:w="0" w:type="dxa"/>
-            <w:bottom w:w="0" w:type="dxa"/>
-          </w:tblCellMar>
-        </w:tblPrEx>
         <w:tc>
           <w:tcPr>
             <w:tcW w:w="2000" w:type="dxa"/>
@@ -18279,12 +17544,6 @@
         <w:gridCol w:w="5260"/>
       </w:tblGrid>
       <w:tr>
-        <w:tblPrEx>
-          <w:tblCellMar>
-            <w:top w:w="0" w:type="dxa"/>
-            <w:bottom w:w="0" w:type="dxa"/>
-          </w:tblCellMar>
-        </w:tblPrEx>
         <w:tc>
           <w:tcPr>
             <w:tcW w:w="0" w:type="auto"/>
@@ -18381,12 +17640,6 @@
         </w:tc>
       </w:tr>
       <w:tr>
-        <w:tblPrEx>
-          <w:tblCellMar>
-            <w:top w:w="0" w:type="dxa"/>
-            <w:bottom w:w="0" w:type="dxa"/>
-          </w:tblCellMar>
-        </w:tblPrEx>
         <w:tc>
           <w:tcPr>
             <w:tcW w:w="3000" w:type="dxa"/>
@@ -18416,7 +17669,6 @@
                 <w:szCs w:val="18"/>
                 <w:lang w:val="en-GB"/>
               </w:rPr>
-              <w:lastRenderedPageBreak/>
               <w:t>f1/.../secure/race-control/flags</w:t>
             </w:r>
           </w:p>
@@ -18483,12 +17735,6 @@
         </w:tc>
       </w:tr>
       <w:tr>
-        <w:tblPrEx>
-          <w:tblCellMar>
-            <w:top w:w="0" w:type="dxa"/>
-            <w:bottom w:w="0" w:type="dxa"/>
-          </w:tblCellMar>
-        </w:tblPrEx>
         <w:tc>
           <w:tcPr>
             <w:tcW w:w="3000" w:type="dxa"/>
@@ -18578,12 +17824,6 @@
         </w:tc>
       </w:tr>
       <w:tr>
-        <w:tblPrEx>
-          <w:tblCellMar>
-            <w:top w:w="0" w:type="dxa"/>
-            <w:bottom w:w="0" w:type="dxa"/>
-          </w:tblCellMar>
-        </w:tblPrEx>
         <w:tc>
           <w:tcPr>
             <w:tcW w:w="3000" w:type="dxa"/>
@@ -18682,12 +17922,6 @@
         </w:tc>
       </w:tr>
       <w:tr>
-        <w:tblPrEx>
-          <w:tblCellMar>
-            <w:top w:w="0" w:type="dxa"/>
-            <w:bottom w:w="0" w:type="dxa"/>
-          </w:tblCellMar>
-        </w:tblPrEx>
         <w:tc>
           <w:tcPr>
             <w:tcW w:w="3000" w:type="dxa"/>
@@ -18817,6 +18051,7 @@
         <w:rPr>
           <w:noProof/>
         </w:rPr>
+        <w:lastRenderedPageBreak/>
         <w:drawing>
           <wp:inline distT="0" distB="0" distL="0" distR="0" wp14:anchorId="7747186A" wp14:editId="7D8097DC">
             <wp:extent cx="5738580" cy="4258716"/>
@@ -19797,7 +19032,6 @@
           <w:szCs w:val="18"/>
           <w:lang w:val="en-GB"/>
         </w:rPr>
-        <w:lastRenderedPageBreak/>
         <w:t>const</w:t>
       </w:r>
       <w:proofErr w:type="spellEnd"/>
@@ -20266,6 +19500,7 @@
           <w:szCs w:val="18"/>
           <w:lang w:val="en-GB"/>
         </w:rPr>
+        <w:lastRenderedPageBreak/>
         <w:t>}</w:t>
       </w:r>
     </w:p>
@@ -20628,7 +19863,7 @@
         <w:rPr>
           <w:lang w:val="en-GB"/>
         </w:rPr>
-        <w:t xml:space="preserve"> by 50–100×. The 1-second maximum buffer delay is imperceptible for historical queries.</w:t>
+        <w:t xml:space="preserve"> by roughly 40–50×. The 1-second maximum buffer delay is imperceptible for historical queries.</w:t>
       </w:r>
     </w:p>
     <w:p>
@@ -20666,7 +19901,6 @@
           <w:bCs/>
           <w:lang w:val="en-GB"/>
         </w:rPr>
-        <w:lastRenderedPageBreak/>
         <w:t xml:space="preserve">Decision: </w:t>
       </w:r>
       <w:r>
@@ -20733,6 +19967,7 @@
           <w:bCs/>
           <w:lang w:val="en-GB"/>
         </w:rPr>
+        <w:lastRenderedPageBreak/>
         <w:t xml:space="preserve">Decision: </w:t>
       </w:r>
       <w:r>
@@ -21069,57 +20304,57 @@
         <w:rPr>
           <w:lang w:val="en-GB"/>
         </w:rPr>
+        <w:t>The system is fully containerized with Docker Compose, requiring a single docker compose up command to launch all services. This makes it reproducible and deployable on any Docker-capable host.</w:t>
+      </w:r>
+    </w:p>
+    <w:p>
+      <w:pPr>
+        <w:spacing w:after="80"/>
+        <w:rPr>
+          <w:lang w:val="en-GB"/>
+        </w:rPr>
+      </w:pPr>
+    </w:p>
+    <w:p>
+      <w:pPr>
+        <w:pStyle w:val="Titolo1"/>
+        <w:rPr>
+          <w:lang w:val="en-GB"/>
+        </w:rPr>
+      </w:pPr>
+      <w:r>
+        <w:rPr>
+          <w:lang w:val="en-GB"/>
+        </w:rPr>
+        <w:t>13. Extensibility and Scalability</w:t>
+      </w:r>
+    </w:p>
+    <w:p>
+      <w:pPr>
+        <w:pStyle w:val="Titolo2"/>
+        <w:rPr>
+          <w:lang w:val="en-GB"/>
+        </w:rPr>
+      </w:pPr>
+      <w:r>
+        <w:rPr>
+          <w:lang w:val="en-GB"/>
+        </w:rPr>
+        <w:t>13.1 Preliminary Note: Simulated Physics vs. Real Sensors</w:t>
+      </w:r>
+    </w:p>
+    <w:p>
+      <w:pPr>
+        <w:spacing w:after="100"/>
+        <w:rPr>
+          <w:lang w:val="en-GB"/>
+        </w:rPr>
+      </w:pPr>
+      <w:r>
+        <w:rPr>
+          <w:lang w:val="en-GB"/>
+        </w:rPr>
         <w:lastRenderedPageBreak/>
-        <w:t>The system is fully containerized with Docker Compose, requiring a single docker compose up command to launch all services. This makes it reproducible and deployable on any Docker-capable host.</w:t>
-      </w:r>
-    </w:p>
-    <w:p>
-      <w:pPr>
-        <w:spacing w:after="80"/>
-        <w:rPr>
-          <w:lang w:val="en-GB"/>
-        </w:rPr>
-      </w:pPr>
-    </w:p>
-    <w:p>
-      <w:pPr>
-        <w:pStyle w:val="Titolo1"/>
-        <w:rPr>
-          <w:lang w:val="en-GB"/>
-        </w:rPr>
-      </w:pPr>
-      <w:r>
-        <w:rPr>
-          <w:lang w:val="en-GB"/>
-        </w:rPr>
-        <w:t>13. Extensibility and Scalability</w:t>
-      </w:r>
-    </w:p>
-    <w:p>
-      <w:pPr>
-        <w:pStyle w:val="Titolo2"/>
-        <w:rPr>
-          <w:lang w:val="en-GB"/>
-        </w:rPr>
-      </w:pPr>
-      <w:r>
-        <w:rPr>
-          <w:lang w:val="en-GB"/>
-        </w:rPr>
-        <w:t>13.1 Preliminary Note: Simulated Physics vs. Real Sensors</w:t>
-      </w:r>
-    </w:p>
-    <w:p>
-      <w:pPr>
-        <w:spacing w:after="100"/>
-        <w:rPr>
-          <w:lang w:val="en-GB"/>
-        </w:rPr>
-      </w:pPr>
-      <w:r>
-        <w:rPr>
-          <w:lang w:val="en-GB"/>
-        </w:rPr>
         <w:t>A fundamental distinction must be drawn between this system and a production telemetry deployment. In a real F1 context, sensors broadcast raw measurements regardless of the circuit — the physical car adapts to the track naturally, and the telemetry pipeline simply receives, routes, and stores what the sensors report. Extending such a system to a new circuit requires no changes to the acquisition or processing layers: only the visualization (e.g., a new SVG track map) and optional analytics models need to be updated.</w:t>
       </w:r>
     </w:p>
@@ -21356,12 +20591,6 @@
         <w:gridCol w:w="2360"/>
       </w:tblGrid>
       <w:tr>
-        <w:tblPrEx>
-          <w:tblCellMar>
-            <w:top w:w="0" w:type="dxa"/>
-            <w:bottom w:w="0" w:type="dxa"/>
-          </w:tblCellMar>
-        </w:tblPrEx>
         <w:tc>
           <w:tcPr>
             <w:tcW w:w="0" w:type="auto"/>
@@ -21468,12 +20697,6 @@
         </w:tc>
       </w:tr>
       <w:tr>
-        <w:tblPrEx>
-          <w:tblCellMar>
-            <w:top w:w="0" w:type="dxa"/>
-            <w:bottom w:w="0" w:type="dxa"/>
-          </w:tblCellMar>
-        </w:tblPrEx>
         <w:tc>
           <w:tcPr>
             <w:tcW w:w="2800" w:type="dxa"/>
@@ -21503,7 +20726,6 @@
                 <w:szCs w:val="18"/>
                 <w:lang w:val="en-GB"/>
               </w:rPr>
-              <w:lastRenderedPageBreak/>
               <w:t>simulator/</w:t>
             </w:r>
             <w:proofErr w:type="spellStart"/>
@@ -21594,12 +20816,6 @@
         </w:tc>
       </w:tr>
       <w:tr>
-        <w:tblPrEx>
-          <w:tblCellMar>
-            <w:top w:w="0" w:type="dxa"/>
-            <w:bottom w:w="0" w:type="dxa"/>
-          </w:tblCellMar>
-        </w:tblPrEx>
         <w:tc>
           <w:tcPr>
             <w:tcW w:w="2800" w:type="dxa"/>
@@ -21751,12 +20967,6 @@
         </w:tc>
       </w:tr>
       <w:tr>
-        <w:tblPrEx>
-          <w:tblCellMar>
-            <w:top w:w="0" w:type="dxa"/>
-            <w:bottom w:w="0" w:type="dxa"/>
-          </w:tblCellMar>
-        </w:tblPrEx>
         <w:tc>
           <w:tcPr>
             <w:tcW w:w="2800" w:type="dxa"/>
@@ -21871,12 +21081,6 @@
         </w:tc>
       </w:tr>
       <w:tr>
-        <w:tblPrEx>
-          <w:tblCellMar>
-            <w:top w:w="0" w:type="dxa"/>
-            <w:bottom w:w="0" w:type="dxa"/>
-          </w:tblCellMar>
-        </w:tblPrEx>
         <w:tc>
           <w:tcPr>
             <w:tcW w:w="2800" w:type="dxa"/>
@@ -21988,12 +21192,6 @@
         </w:tc>
       </w:tr>
       <w:tr>
-        <w:tblPrEx>
-          <w:tblCellMar>
-            <w:top w:w="0" w:type="dxa"/>
-            <w:bottom w:w="0" w:type="dxa"/>
-          </w:tblCellMar>
-        </w:tblPrEx>
         <w:tc>
           <w:tcPr>
             <w:tcW w:w="2800" w:type="dxa"/>
@@ -22089,12 +21287,6 @@
         </w:tc>
       </w:tr>
       <w:tr>
-        <w:tblPrEx>
-          <w:tblCellMar>
-            <w:top w:w="0" w:type="dxa"/>
-            <w:bottom w:w="0" w:type="dxa"/>
-          </w:tblCellMar>
-        </w:tblPrEx>
         <w:tc>
           <w:tcPr>
             <w:tcW w:w="2800" w:type="dxa"/>
@@ -22119,6 +21311,7 @@
                 <w:sz w:val="18"/>
                 <w:szCs w:val="18"/>
               </w:rPr>
+              <w:lastRenderedPageBreak/>
               <w:t>MongoDB</w:t>
             </w:r>
             <w:proofErr w:type="spellEnd"/>
@@ -22662,7 +21855,6 @@
         <w:rPr>
           <w:lang w:val="en-GB"/>
         </w:rPr>
-        <w:lastRenderedPageBreak/>
         <w:t>13.6 Summary: Design Choices and Their Extensibility Impact</w:t>
       </w:r>
     </w:p>
@@ -22689,12 +21881,6 @@
         <w:gridCol w:w="3960"/>
       </w:tblGrid>
       <w:tr>
-        <w:tblPrEx>
-          <w:tblCellMar>
-            <w:top w:w="0" w:type="dxa"/>
-            <w:bottom w:w="0" w:type="dxa"/>
-          </w:tblCellMar>
-        </w:tblPrEx>
         <w:tc>
           <w:tcPr>
             <w:tcW w:w="0" w:type="auto"/>
@@ -22823,12 +22009,6 @@
         </w:tc>
       </w:tr>
       <w:tr>
-        <w:tblPrEx>
-          <w:tblCellMar>
-            <w:top w:w="0" w:type="dxa"/>
-            <w:bottom w:w="0" w:type="dxa"/>
-          </w:tblCellMar>
-        </w:tblPrEx>
         <w:tc>
           <w:tcPr>
             <w:tcW w:w="2600" w:type="dxa"/>
@@ -22948,12 +22128,6 @@
         </w:tc>
       </w:tr>
       <w:tr>
-        <w:tblPrEx>
-          <w:tblCellMar>
-            <w:top w:w="0" w:type="dxa"/>
-            <w:bottom w:w="0" w:type="dxa"/>
-          </w:tblCellMar>
-        </w:tblPrEx>
         <w:tc>
           <w:tcPr>
             <w:tcW w:w="2600" w:type="dxa"/>
@@ -23074,12 +22248,6 @@
         </w:tc>
       </w:tr>
       <w:tr>
-        <w:tblPrEx>
-          <w:tblCellMar>
-            <w:top w:w="0" w:type="dxa"/>
-            <w:bottom w:w="0" w:type="dxa"/>
-          </w:tblCellMar>
-        </w:tblPrEx>
         <w:tc>
           <w:tcPr>
             <w:tcW w:w="2600" w:type="dxa"/>
@@ -23191,12 +22359,6 @@
         </w:tc>
       </w:tr>
       <w:tr>
-        <w:tblPrEx>
-          <w:tblCellMar>
-            <w:top w:w="0" w:type="dxa"/>
-            <w:bottom w:w="0" w:type="dxa"/>
-          </w:tblCellMar>
-        </w:tblPrEx>
         <w:tc>
           <w:tcPr>
             <w:tcW w:w="2600" w:type="dxa"/>
@@ -23308,12 +22470,6 @@
         </w:tc>
       </w:tr>
       <w:tr>
-        <w:tblPrEx>
-          <w:tblCellMar>
-            <w:top w:w="0" w:type="dxa"/>
-            <w:bottom w:w="0" w:type="dxa"/>
-          </w:tblCellMar>
-        </w:tblPrEx>
         <w:tc>
           <w:tcPr>
             <w:tcW w:w="2600" w:type="dxa"/>
@@ -23343,6 +22499,7 @@
                 <w:szCs w:val="18"/>
                 <w:lang w:val="en-GB"/>
               </w:rPr>
+              <w:lastRenderedPageBreak/>
               <w:t>Hand-crafted Monza speed profile</w:t>
             </w:r>
           </w:p>
@@ -23415,12 +22572,6 @@
         </w:tc>
       </w:tr>
       <w:tr>
-        <w:tblPrEx>
-          <w:tblCellMar>
-            <w:top w:w="0" w:type="dxa"/>
-            <w:bottom w:w="0" w:type="dxa"/>
-          </w:tblCellMar>
-        </w:tblPrEx>
         <w:tc>
           <w:tcPr>
             <w:tcW w:w="2600" w:type="dxa"/>
@@ -23522,12 +22673,6 @@
         </w:tc>
       </w:tr>
       <w:tr>
-        <w:tblPrEx>
-          <w:tblCellMar>
-            <w:top w:w="0" w:type="dxa"/>
-            <w:bottom w:w="0" w:type="dxa"/>
-          </w:tblCellMar>
-        </w:tblPrEx>
         <w:tc>
           <w:tcPr>
             <w:tcW w:w="2600" w:type="dxa"/>

--- a/docs/report/f1_telemetry.docx
+++ b/docs/report/f1_telemetry.docx
@@ -7166,29 +7166,7 @@
           <w:szCs w:val="18"/>
           <w:lang w:val="en-GB"/>
         </w:rPr>
-        <w:t xml:space="preserve"> = -(</w:t>
-      </w:r>
-      <w:proofErr w:type="spellStart"/>
-      <w:r>
-        <w:rPr>
-          <w:rFonts w:ascii="Courier New" w:eastAsia="Courier New" w:hAnsi="Courier New" w:cs="Courier New"/>
-          <w:color w:val="2E4057"/>
-          <w:sz w:val="18"/>
-          <w:szCs w:val="18"/>
-          <w:lang w:val="en-GB"/>
-        </w:rPr>
-        <w:t>K_FUEL_BASE + K_FUEL_LOAD × (speed / 300)^2 × throttle</w:t>
-      </w:r>
-      <w:proofErr w:type="spellEnd"/>
-      <w:r>
-        <w:rPr>
-          <w:rFonts w:ascii="Courier New" w:eastAsia="Courier New" w:hAnsi="Courier New" w:cs="Courier New"/>
-          <w:color w:val="2E4057"/>
-          <w:sz w:val="18"/>
-          <w:szCs w:val="18"/>
-          <w:lang w:val="en-GB"/>
-        </w:rPr>
-        <w:t xml:space="preserve">) × dt</w:t>
+        <w:t xml:space="preserve"> = -(K_FUEL_BASE + K_FUEL_LOAD × (speed / 300)^2 × throttle) × dt</w:t>
       </w:r>
     </w:p>
     <w:p>
@@ -11840,10 +11818,16 @@
             </w:tcMar>
           </w:tcPr>
           <w:p>
-            <w:r>
-              <w:rPr>
-                <w:sz w:val="18"/>
-                <w:szCs w:val="18"/>
+            <w:pPr>
+              <w:rPr>
+                <w:lang w:val="en-GB"/>
+              </w:rPr>
+            </w:pPr>
+            <w:r>
+              <w:rPr>
+                <w:sz w:val="18"/>
+                <w:szCs w:val="18"/>
+                <w:lang w:val="en-GB"/>
               </w:rPr>
               <w:t>Shared catch endpoint for Node-RED flow errors; keeps catch/link handling on the parent tabs and routes errors to debug output.</w:t>
             </w:r>
@@ -11896,10 +11880,16 @@
             </w:tcMar>
           </w:tcPr>
           <w:p>
-            <w:r>
-              <w:rPr>
-                <w:sz w:val="18"/>
-                <w:szCs w:val="18"/>
+            <w:pPr>
+              <w:rPr>
+                <w:lang w:val="en-GB"/>
+              </w:rPr>
+            </w:pPr>
+            <w:r>
+              <w:rPr>
+                <w:sz w:val="18"/>
+                <w:szCs w:val="18"/>
+                <w:lang w:val="en-GB"/>
               </w:rPr>
               <w:t>Parses F1 MQTT topics, validates race/team/car metadata, normalizes timestamps, and emits an internal envelope plus an error output.</w:t>
             </w:r>
@@ -11952,10 +11942,16 @@
             </w:tcMar>
           </w:tcPr>
           <w:p>
-            <w:r>
-              <w:rPr>
-                <w:sz w:val="18"/>
-                <w:szCs w:val="18"/>
+            <w:pPr>
+              <w:rPr>
+                <w:lang w:val="en-GB"/>
+              </w:rPr>
+            </w:pPr>
+            <w:r>
+              <w:rPr>
+                <w:sz w:val="18"/>
+                <w:szCs w:val="18"/>
+                <w:lang w:val="en-GB"/>
               </w:rPr>
               <w:t>Detects tire overheat, low fuel, stationary-running, and track-position jump events from normalized telemetry.</w:t>
             </w:r>
@@ -11981,10 +11977,16 @@
             </w:tcMar>
           </w:tcPr>
           <w:p>
-            <w:r>
-              <w:rPr>
-                <w:sz w:val="18"/>
-                <w:szCs w:val="18"/>
+            <w:pPr>
+              <w:rPr>
+                <w:lang w:val="en-GB"/>
+              </w:rPr>
+            </w:pPr>
+            <w:r>
+              <w:rPr>
+                <w:sz w:val="18"/>
+                <w:szCs w:val="18"/>
+                <w:lang w:val="en-GB"/>
               </w:rPr>
               <w:t>SF - Race Control Flag Handler</w:t>
             </w:r>
@@ -12008,10 +12010,16 @@
             </w:tcMar>
           </w:tcPr>
           <w:p>
-            <w:r>
-              <w:rPr>
-                <w:sz w:val="18"/>
-                <w:szCs w:val="18"/>
+            <w:pPr>
+              <w:rPr>
+                <w:lang w:val="en-GB"/>
+              </w:rPr>
+            </w:pPr>
+            <w:r>
+              <w:rPr>
+                <w:sz w:val="18"/>
+                <w:szCs w:val="18"/>
+                <w:lang w:val="en-GB"/>
               </w:rPr>
               <w:t>Validates race-control flags, stores current flag and derived race effects, and emits dashboard, MongoDB, effects, and error messages.</w:t>
             </w:r>
@@ -12064,10 +12072,16 @@
             </w:tcMar>
           </w:tcPr>
           <w:p>
-            <w:r>
-              <w:rPr>
-                <w:sz w:val="18"/>
-                <w:szCs w:val="18"/>
+            <w:pPr>
+              <w:rPr>
+                <w:lang w:val="en-GB"/>
+              </w:rPr>
+            </w:pPr>
+            <w:r>
+              <w:rPr>
+                <w:sz w:val="18"/>
+                <w:szCs w:val="18"/>
+                <w:lang w:val="en-GB"/>
               </w:rPr>
               <w:t>Encrypts dashboard race-control flag commands with AES-256-GCM before publishing to the secure MQTT topic.</w:t>
             </w:r>
@@ -12120,10 +12134,16 @@
             </w:tcMar>
           </w:tcPr>
           <w:p>
-            <w:r>
-              <w:rPr>
-                <w:sz w:val="18"/>
-                <w:szCs w:val="18"/>
+            <w:pPr>
+              <w:rPr>
+                <w:lang w:val="en-GB"/>
+              </w:rPr>
+            </w:pPr>
+            <w:r>
+              <w:rPr>
+                <w:sz w:val="18"/>
+                <w:szCs w:val="18"/>
+                <w:lang w:val="en-GB"/>
               </w:rPr>
               <w:t>Decrypts secure race-control flag messages and restores the clear race-control topic for normal processing.</w:t>
             </w:r>
@@ -12176,10 +12196,16 @@
             </w:tcMar>
           </w:tcPr>
           <w:p>
-            <w:r>
-              <w:rPr>
-                <w:sz w:val="18"/>
-                <w:szCs w:val="18"/>
+            <w:pPr>
+              <w:rPr>
+                <w:lang w:val="en-GB"/>
+              </w:rPr>
+            </w:pPr>
+            <w:r>
+              <w:rPr>
+                <w:sz w:val="18"/>
+                <w:szCs w:val="18"/>
+                <w:lang w:val="en-GB"/>
               </w:rPr>
               <w:t>Routes WebSocket dashboard commands to flag, start-scenario, stop-race, and merged error outputs.</w:t>
             </w:r>
@@ -12190,8 +12216,14 @@
     <w:p>
       <w:pPr>
         <w:spacing w:after="80"/>
-      </w:pPr>
-      <w:r>
+        <w:rPr>
+          <w:lang w:val="en-GB"/>
+        </w:rPr>
+      </w:pPr>
+      <w:r>
+        <w:rPr>
+          <w:lang w:val="en-GB"/>
+        </w:rPr>
         <w:t>Stateful caches, MongoDB write nodes, link nodes, MQTT, WebSocket, inject, and catch nodes remain on the parent tabs; the subflows above wrap transformation, validation, routing, and security logic.</w:t>
       </w:r>
     </w:p>
@@ -13006,6 +13038,7 @@
         <w:rPr>
           <w:lang w:val="en-GB"/>
         </w:rPr>
+        <w:lastRenderedPageBreak/>
         <w:t>telemetry: (</w:t>
       </w:r>
       <w:proofErr w:type="spellStart"/>
@@ -13273,7 +13306,6 @@
         <w:rPr>
           <w:lang w:val="en-GB"/>
         </w:rPr>
-        <w:lastRenderedPageBreak/>
         <w:t>validationLevel</w:t>
       </w:r>
       <w:proofErr w:type="spellEnd"/>
@@ -13724,6 +13756,7 @@
         <w:rPr>
           <w:lang w:val="en-GB"/>
         </w:rPr>
+        <w:lastRenderedPageBreak/>
         <w:t>Each animation frame advances the car along the SVG path proportionally to elapsed time</w:t>
       </w:r>
     </w:p>
@@ -14001,7 +14034,6 @@
         <w:rPr>
           <w:lang w:val="en-GB"/>
         </w:rPr>
-        <w:lastRenderedPageBreak/>
         <w:t xml:space="preserve">The simulated sensor suite covers both </w:t>
       </w:r>
       <w:proofErr w:type="spellStart"/>
@@ -18093,6 +18125,17 @@
       <w:pPr>
         <w:jc w:val="center"/>
         <w:rPr>
+          <w:i/>
+          <w:color w:val="666666"/>
+          <w:sz w:val="18"/>
+          <w:lang w:val="en-GB"/>
+        </w:rPr>
+      </w:pPr>
+    </w:p>
+    <w:p>
+      <w:pPr>
+        <w:jc w:val="center"/>
+        <w:rPr>
           <w:lang w:val="en-GB"/>
         </w:rPr>
       </w:pPr>
@@ -19479,6 +19522,7 @@
           <w:szCs w:val="18"/>
           <w:lang w:val="en-GB"/>
         </w:rPr>
+        <w:lastRenderedPageBreak/>
         <w:t xml:space="preserve">  return null;</w:t>
       </w:r>
     </w:p>
@@ -19500,7 +19544,6 @@
           <w:szCs w:val="18"/>
           <w:lang w:val="en-GB"/>
         </w:rPr>
-        <w:lastRenderedPageBreak/>
         <w:t>}</w:t>
       </w:r>
     </w:p>
@@ -19951,6 +19994,7 @@
         <w:rPr>
           <w:lang w:val="en-GB"/>
         </w:rPr>
+        <w:lastRenderedPageBreak/>
         <w:t>11.6 Node-RED for Stream Processing</w:t>
       </w:r>
     </w:p>
@@ -19967,7 +20011,6 @@
           <w:bCs/>
           <w:lang w:val="en-GB"/>
         </w:rPr>
-        <w:lastRenderedPageBreak/>
         <w:t xml:space="preserve">Decision: </w:t>
       </w:r>
       <w:r>
